--- a/wbe-review/WBE_Review_Citation_Verification_Table.docx
+++ b/wbe-review/WBE_Review_Citation_Verification_Table.docx
@@ -191,6 +191,40 @@
       </w:r>
       <w:r>
         <w:t xml:space="preserve">(uncertainty propagation).</w:t>
+      </w:r>
+      <w:r>
+        <w:t xml:space="preserve"> </w:t>
+      </w:r>
+      <w:r>
+        <w:rPr>
+          <w:bCs/>
+          <w:b/>
+        </w:rPr>
+        <w:t xml:space="preserve">2026-07-13 consistency-check round:</w:t>
+      </w:r>
+      <w:r>
+        <w:t xml:space="preserve"> </w:t>
+      </w:r>
+      <w:r>
+        <w:t xml:space="preserve">rows [49]–[50] added, naming the two chemical-WBE Monte Carlo studies §8.7 previously referenced without citation; [45] Alhassan et al.’s in-text year resolved from</w:t>
+      </w:r>
+      <w:r>
+        <w:t xml:space="preserve"> </w:t>
+      </w:r>
+      <w:r>
+        <w:t xml:space="preserve">“</w:t>
+      </w:r>
+      <w:r>
+        <w:t xml:space="preserve">2025/2026</w:t>
+      </w:r>
+      <w:r>
+        <w:t xml:space="preserve">”</w:t>
+      </w:r>
+      <w:r>
+        <w:t xml:space="preserve"> </w:t>
+      </w:r>
+      <w:r>
+        <w:t xml:space="preserve">to 2025.</w:t>
       </w:r>
     </w:p>
     <w:p>
@@ -5078,7 +5112,7 @@
               <w:jc w:val="left"/>
             </w:pPr>
             <w:r>
-              <w:t xml:space="preserve">Alhassan et al. (2025/2026, arXiv preprint)</w:t>
+              <w:t xml:space="preserve">Alhassan et al. (2025, arXiv preprint)</w:t>
             </w:r>
           </w:p>
         </w:tc>
@@ -5429,6 +5463,198 @@
             </w:pPr>
             <w:r>
               <w:t xml:space="preserve">⚠ general method-comparison framing recurred across search results; specific coverage/performance figures for each censoring method not confirmed against full text</w:t>
+            </w:r>
+          </w:p>
+        </w:tc>
+      </w:tr>
+      <w:tr>
+        <w:tc>
+          <w:tcPr/>
+          <w:p>
+            <w:pPr>
+              <w:pStyle w:val="Compact"/>
+              <w:jc w:val="left"/>
+            </w:pPr>
+            <w:r>
+              <w:t xml:space="preserve">[49]</w:t>
+            </w:r>
+          </w:p>
+        </w:tc>
+        <w:tc>
+          <w:tcPr/>
+          <w:p>
+            <w:pPr>
+              <w:pStyle w:val="Compact"/>
+              <w:jc w:val="left"/>
+            </w:pPr>
+            <w:r>
+              <w:t xml:space="preserve">Pei et al. (2016)</w:t>
+            </w:r>
+          </w:p>
+        </w:tc>
+        <w:tc>
+          <w:tcPr/>
+          <w:p>
+            <w:pPr>
+              <w:pStyle w:val="Compact"/>
+              <w:jc w:val="left"/>
+            </w:pPr>
+            <w:r>
+              <w:rPr>
+                <w:bCs/>
+                <w:b/>
+              </w:rPr>
+              <w:t xml:space="preserve">Primary WBE methodological/modelling study</w:t>
+            </w:r>
+            <w:r>
+              <w:t xml:space="preserve"> </w:t>
+            </w:r>
+            <w:r>
+              <w:t xml:space="preserve">(chemical target)</w:t>
+            </w:r>
+          </w:p>
+        </w:tc>
+        <w:tc>
+          <w:tcPr/>
+          <w:p>
+            <w:pPr>
+              <w:pStyle w:val="Compact"/>
+              <w:jc w:val="left"/>
+            </w:pPr>
+            <w:r>
+              <w:t xml:space="preserve">DOI not independently confirmed this session</w:t>
+            </w:r>
+          </w:p>
+        </w:tc>
+        <w:tc>
+          <w:tcPr/>
+          <w:p>
+            <w:pPr>
+              <w:pStyle w:val="Compact"/>
+              <w:jc w:val="left"/>
+            </w:pPr>
+            <w:r>
+              <w:t xml:space="preserve">Monte Carlo simulation (100,000 iterations) of methamphetamine consumption/prevalence uncertainty in Beijing (§8.7)</w:t>
+            </w:r>
+          </w:p>
+        </w:tc>
+        <w:tc>
+          <w:tcPr/>
+          <w:p>
+            <w:pPr>
+              <w:pStyle w:val="Compact"/>
+              <w:jc w:val="left"/>
+            </w:pPr>
+            <w:r>
+              <w:t xml:space="preserve">⚠ first 6 authors confirmed across 2 searches; 7th/final author not fully confirmed (see references file)</w:t>
+            </w:r>
+          </w:p>
+        </w:tc>
+        <w:tc>
+          <w:tcPr/>
+          <w:p>
+            <w:pPr>
+              <w:pStyle w:val="Compact"/>
+              <w:jc w:val="left"/>
+            </w:pPr>
+            <w:r>
+              <w:t xml:space="preserve">⚠ general method/design description recurred across searches; the specific 2.6 kg/day median and 0.58% prevalence figures are not confirmed against full text</w:t>
+            </w:r>
+          </w:p>
+        </w:tc>
+      </w:tr>
+      <w:tr>
+        <w:tc>
+          <w:tcPr/>
+          <w:p>
+            <w:pPr>
+              <w:pStyle w:val="Compact"/>
+              <w:jc w:val="left"/>
+            </w:pPr>
+            <w:r>
+              <w:t xml:space="preserve">[50]</w:t>
+            </w:r>
+          </w:p>
+        </w:tc>
+        <w:tc>
+          <w:tcPr/>
+          <w:p>
+            <w:pPr>
+              <w:pStyle w:val="Compact"/>
+              <w:jc w:val="left"/>
+            </w:pPr>
+            <w:r>
+              <w:t xml:space="preserve">Croft et al. (2020)</w:t>
+            </w:r>
+          </w:p>
+        </w:tc>
+        <w:tc>
+          <w:tcPr/>
+          <w:p>
+            <w:pPr>
+              <w:pStyle w:val="Compact"/>
+              <w:jc w:val="left"/>
+            </w:pPr>
+            <w:r>
+              <w:rPr>
+                <w:bCs/>
+                <w:b/>
+              </w:rPr>
+              <w:t xml:space="preserve">Primary WBE methodological/modelling study</w:t>
+            </w:r>
+            <w:r>
+              <w:t xml:space="preserve"> </w:t>
+            </w:r>
+            <w:r>
+              <w:t xml:space="preserve">(chemical target)</w:t>
+            </w:r>
+          </w:p>
+        </w:tc>
+        <w:tc>
+          <w:tcPr/>
+          <w:p>
+            <w:pPr>
+              <w:pStyle w:val="Compact"/>
+              <w:jc w:val="left"/>
+            </w:pPr>
+            <w:r>
+              <w:t xml:space="preserve">PMID 31622847</w:t>
+            </w:r>
+          </w:p>
+        </w:tc>
+        <w:tc>
+          <w:tcPr/>
+          <w:p>
+            <w:pPr>
+              <w:pStyle w:val="Compact"/>
+              <w:jc w:val="left"/>
+            </w:pPr>
+            <w:r>
+              <w:t xml:space="preserve">First reported Monte Carlo uncertainty-propagation application to WBE prevalence estimation across 3 Kentucky communities (2 urban, 1 rural), 10 illicit + 19 prescribed drugs (§8.7)</w:t>
+            </w:r>
+          </w:p>
+        </w:tc>
+        <w:tc>
+          <w:tcPr/>
+          <w:p>
+            <w:pPr>
+              <w:pStyle w:val="Compact"/>
+              <w:jc w:val="left"/>
+            </w:pPr>
+            <w:r>
+              <w:t xml:space="preserve">✅ full 4-author list confirmed via PubMed record, resolving an earlier conflicting journal/volume attribution from a different search summary</w:t>
+            </w:r>
+          </w:p>
+        </w:tc>
+        <w:tc>
+          <w:tcPr/>
+          <w:p>
+            <w:pPr>
+              <w:pStyle w:val="Compact"/>
+              <w:jc w:val="left"/>
+            </w:pPr>
+            <w:r>
+              <w:t xml:space="preserve">⚠ general study-design description recurred across searches; specific per-capita consumption figures not confirmed against full text</w:t>
             </w:r>
           </w:p>
         </w:tc>
@@ -6003,7 +6229,10 @@
     </w:p>
     <w:bookmarkEnd w:id="20"/>
     <w:bookmarkEnd w:id="21"/>
-    <w:sectPr/>
+    <w:sectPr>
+      <w:pgSz w:h="15840" w:w="12240"/>
+      <w:pgMar w:bottom="1008" w:left="864" w:right="864" w:top="1008"/>
+    </w:sectPr>
   </w:body>
 </w:document>
 </file>

--- a/wbe-review/WBE_Review_Citation_Verification_Table.docx
+++ b/wbe-review/WBE_Review_Citation_Verification_Table.docx
@@ -2,13 +2,13 @@
 <file path=word/document.xml><?xml version="1.0" encoding="utf-8"?>
 <w:document xmlns:w="http://schemas.openxmlformats.org/wordprocessingml/2006/main" xmlns:m="http://schemas.openxmlformats.org/officeDocument/2006/math" xmlns:r="http://schemas.openxmlformats.org/officeDocument/2006/relationships" xmlns:o="urn:schemas-microsoft-com:office:office" xmlns:v="urn:schemas-microsoft-com:vml" xmlns:w10="urn:schemas-microsoft-com:office:word" xmlns:a="http://schemas.openxmlformats.org/drawingml/2006/main" xmlns:pic="http://schemas.openxmlformats.org/drawingml/2006/picture" xmlns:wp="http://schemas.openxmlformats.org/drawingml/2006/wordprocessingDrawing">
   <w:body>
-    <w:bookmarkStart w:id="21" w:name="Xc2179ee207ecce3a4a67146ccffe1631e2987f2"/>
+    <w:bookmarkStart w:id="21" w:name="Xa6d8a632f658d52939791de5ae500aee781afaf"/>
     <w:p>
       <w:pPr>
         <w:pStyle w:val="Heading1"/>
       </w:pPr>
       <w:r>
-        <w:t xml:space="preserve">Citation Verification Table — WBE Review, Chapters 1–8</w:t>
+        <w:t xml:space="preserve">Citation Verification Table — WBE Review, Chapters 1–9</w:t>
       </w:r>
     </w:p>
     <w:p>
@@ -225,6 +225,40 @@
       </w:r>
       <w:r>
         <w:t xml:space="preserve">to 2025.</w:t>
+      </w:r>
+      <w:r>
+        <w:t xml:space="preserve"> </w:t>
+      </w:r>
+      <w:r>
+        <w:rPr>
+          <w:bCs/>
+          <w:b/>
+        </w:rPr>
+        <w:t xml:space="preserve">2026-07-14: rows [51]–[59] added with Chapter 9</w:t>
+      </w:r>
+      <w:r>
+        <w:t xml:space="preserve"> </w:t>
+      </w:r>
+      <w:r>
+        <w:t xml:space="preserve">(public-health integration and decision-making). [56] and [57] are preprints carrying a new, stricter caution level than this table has used before — their author lists were corroborated by only a single search result each, below even the existing</w:t>
+      </w:r>
+      <w:r>
+        <w:t xml:space="preserve"> </w:t>
+      </w:r>
+      <w:r>
+        <w:t xml:space="preserve">“</w:t>
+      </w:r>
+      <w:r>
+        <w:t xml:space="preserve">et al., truncated</w:t>
+      </w:r>
+      <w:r>
+        <w:t xml:space="preserve">”</w:t>
+      </w:r>
+      <w:r>
+        <w:t xml:space="preserve"> </w:t>
+      </w:r>
+      <w:r>
+        <w:t xml:space="preserve">confidence tier — flagged with a double-warning marker (⚠⚠) for [56] specifically, since even its co-author’s name could not be corroborated at all.</w:t>
       </w:r>
     </w:p>
     <w:p>
@@ -5659,6 +5693,952 @@
           </w:p>
         </w:tc>
       </w:tr>
+      <w:tr>
+        <w:tc>
+          <w:tcPr/>
+          <w:p>
+            <w:pPr>
+              <w:pStyle w:val="Compact"/>
+              <w:jc w:val="left"/>
+            </w:pPr>
+            <w:r>
+              <w:t xml:space="preserve">[51]</w:t>
+            </w:r>
+          </w:p>
+        </w:tc>
+        <w:tc>
+          <w:tcPr/>
+          <w:p>
+            <w:pPr>
+              <w:pStyle w:val="Compact"/>
+              <w:jc w:val="left"/>
+            </w:pPr>
+            <w:r>
+              <w:t xml:space="preserve">Moallef et al. (2025)</w:t>
+            </w:r>
+          </w:p>
+        </w:tc>
+        <w:tc>
+          <w:tcPr/>
+          <w:p>
+            <w:pPr>
+              <w:pStyle w:val="Compact"/>
+              <w:jc w:val="left"/>
+            </w:pPr>
+            <w:r>
+              <w:rPr>
+                <w:bCs/>
+                <w:b/>
+              </w:rPr>
+              <w:t xml:space="preserve">Systematic/critical review with conceptual framework</w:t>
+            </w:r>
+            <w:r>
+              <w:t xml:space="preserve"> </w:t>
+            </w:r>
+            <w:r>
+              <w:t xml:space="preserve">— not a primary validation study</w:t>
+            </w:r>
+          </w:p>
+        </w:tc>
+        <w:tc>
+          <w:tcPr/>
+          <w:p>
+            <w:pPr>
+              <w:pStyle w:val="Compact"/>
+              <w:jc w:val="left"/>
+            </w:pPr>
+            <w:r>
+              <w:t xml:space="preserve">https://doi.org/10.1016/j.ssmph.2025.101786 (PMID 40248458)</w:t>
+            </w:r>
+          </w:p>
+        </w:tc>
+        <w:tc>
+          <w:tcPr/>
+          <w:p>
+            <w:pPr>
+              <w:pStyle w:val="Compact"/>
+              <w:jc w:val="left"/>
+            </w:pPr>
+            <w:r>
+              <w:t xml:space="preserve">Health-equity critical review of WBE literature; 68 of 145 full-text-screened articles had explicit equity considerations; 5-consideration conceptual framework proposed; cites documented upstream re-identification of a single residence from a wastewater detection (§9.6)</w:t>
+            </w:r>
+          </w:p>
+        </w:tc>
+        <w:tc>
+          <w:tcPr/>
+          <w:p>
+            <w:pPr>
+              <w:pStyle w:val="Compact"/>
+              <w:jc w:val="left"/>
+            </w:pPr>
+            <w:r>
+              <w:t xml:space="preserve">✅ full 8-author list confirmed</w:t>
+            </w:r>
+          </w:p>
+        </w:tc>
+        <w:tc>
+          <w:tcPr/>
+          <w:p>
+            <w:pPr>
+              <w:pStyle w:val="Compact"/>
+              <w:jc w:val="left"/>
+            </w:pPr>
+            <w:r>
+              <w:t xml:space="preserve">⚠ the 68/145 count and framework details are snippet-derived, pending full-text confirmation</w:t>
+            </w:r>
+          </w:p>
+        </w:tc>
+      </w:tr>
+      <w:tr>
+        <w:tc>
+          <w:tcPr/>
+          <w:p>
+            <w:pPr>
+              <w:pStyle w:val="Compact"/>
+              <w:jc w:val="left"/>
+            </w:pPr>
+            <w:r>
+              <w:t xml:space="preserve">[52]</w:t>
+            </w:r>
+          </w:p>
+        </w:tc>
+        <w:tc>
+          <w:tcPr/>
+          <w:p>
+            <w:pPr>
+              <w:pStyle w:val="Compact"/>
+              <w:jc w:val="left"/>
+            </w:pPr>
+            <w:r>
+              <w:t xml:space="preserve">Yu, Olesen, Duvallet, &amp; Grad (2024)</w:t>
+            </w:r>
+          </w:p>
+        </w:tc>
+        <w:tc>
+          <w:tcPr/>
+          <w:p>
+            <w:pPr>
+              <w:pStyle w:val="Compact"/>
+              <w:jc w:val="left"/>
+            </w:pPr>
+            <w:r>
+              <w:rPr>
+                <w:bCs/>
+                <w:b/>
+              </w:rPr>
+              <w:t xml:space="preserve">Primary field/data-analysis study</w:t>
+            </w:r>
+          </w:p>
+        </w:tc>
+        <w:tc>
+          <w:tcPr/>
+          <w:p>
+            <w:pPr>
+              <w:pStyle w:val="Compact"/>
+              <w:jc w:val="left"/>
+            </w:pPr>
+            <w:r>
+              <w:t xml:space="preserve">https://doi.org/10.1371/journal.pgph.0003039 (PMID 38630670)</w:t>
+            </w:r>
+          </w:p>
+        </w:tc>
+        <w:tc>
+          <w:tcPr/>
+          <w:p>
+            <w:pPr>
+              <w:pStyle w:val="Compact"/>
+              <w:jc w:val="left"/>
+            </w:pPr>
+            <w:r>
+              <w:t xml:space="preserve">U.S. sewer connectivity is systematically, not randomly, distributed across demographic/geographic groups, including documented gaps in the Navajo Nation and parts of Alaska (§9.5, §9.6)</w:t>
+            </w:r>
+          </w:p>
+        </w:tc>
+        <w:tc>
+          <w:tcPr/>
+          <w:p>
+            <w:pPr>
+              <w:pStyle w:val="Compact"/>
+              <w:jc w:val="left"/>
+            </w:pPr>
+            <w:r>
+              <w:t xml:space="preserve">✅ full 4-author list confirmed</w:t>
+            </w:r>
+          </w:p>
+        </w:tc>
+        <w:tc>
+          <w:tcPr/>
+          <w:p>
+            <w:pPr>
+              <w:pStyle w:val="Compact"/>
+              <w:jc w:val="left"/>
+            </w:pPr>
+            <w:r>
+              <w:t xml:space="preserve">⚠ the specific ~80%-connectivity figure and detailed demographic-association statistics are pending full-text confirmation; the qualitative</w:t>
+            </w:r>
+            <w:r>
+              <w:t xml:space="preserve"> </w:t>
+            </w:r>
+            <w:r>
+              <w:t xml:space="preserve">“</w:t>
+            </w:r>
+            <w:r>
+              <w:t xml:space="preserve">systematic, not random</w:t>
+            </w:r>
+            <w:r>
+              <w:t xml:space="preserve">”</w:t>
+            </w:r>
+            <w:r>
+              <w:t xml:space="preserve"> </w:t>
+            </w:r>
+            <w:r>
+              <w:t xml:space="preserve">finding is the claim relied upon in-text</w:t>
+            </w:r>
+          </w:p>
+        </w:tc>
+      </w:tr>
+      <w:tr>
+        <w:tc>
+          <w:tcPr/>
+          <w:p>
+            <w:pPr>
+              <w:pStyle w:val="Compact"/>
+              <w:jc w:val="left"/>
+            </w:pPr>
+            <w:r>
+              <w:t xml:space="preserve">[53]</w:t>
+            </w:r>
+          </w:p>
+        </w:tc>
+        <w:tc>
+          <w:tcPr/>
+          <w:p>
+            <w:pPr>
+              <w:pStyle w:val="Compact"/>
+              <w:jc w:val="left"/>
+            </w:pPr>
+            <w:r>
+              <w:t xml:space="preserve">Thompson et al. (2024)</w:t>
+            </w:r>
+          </w:p>
+        </w:tc>
+        <w:tc>
+          <w:tcPr/>
+          <w:p>
+            <w:pPr>
+              <w:pStyle w:val="Compact"/>
+              <w:jc w:val="left"/>
+            </w:pPr>
+            <w:r>
+              <w:t xml:space="preserve">Conceptual/policy-analysis article</w:t>
+            </w:r>
+          </w:p>
+        </w:tc>
+        <w:tc>
+          <w:tcPr/>
+          <w:p>
+            <w:pPr>
+              <w:pStyle w:val="Compact"/>
+              <w:jc w:val="left"/>
+            </w:pPr>
+            <w:r>
+              <w:t xml:space="preserve">PMID 38781624; DOI not independently confirmed this session</w:t>
+            </w:r>
+          </w:p>
+        </w:tc>
+        <w:tc>
+          <w:tcPr/>
+          <w:p>
+            <w:pPr>
+              <w:pStyle w:val="Compact"/>
+              <w:jc w:val="left"/>
+            </w:pPr>
+            <w:r>
+              <w:t xml:space="preserve">Proposes enforceable legal/contractual</w:t>
+            </w:r>
+            <w:r>
+              <w:t xml:space="preserve"> </w:t>
+            </w:r>
+            <w:r>
+              <w:t xml:space="preserve">“</w:t>
+            </w:r>
+            <w:r>
+              <w:t xml:space="preserve">obligations</w:t>
+            </w:r>
+            <w:r>
+              <w:t xml:space="preserve">”</w:t>
+            </w:r>
+            <w:r>
+              <w:t xml:space="preserve"> </w:t>
+            </w:r>
+            <w:r>
+              <w:t xml:space="preserve">as a governance basis for wastewater-surveillance group-privacy protection, in place of unenforceable ethics/rights framing alone (§9.6)</w:t>
+            </w:r>
+          </w:p>
+        </w:tc>
+        <w:tc>
+          <w:tcPr/>
+          <w:p>
+            <w:pPr>
+              <w:pStyle w:val="Compact"/>
+              <w:jc w:val="left"/>
+            </w:pPr>
+            <w:r>
+              <w:t xml:space="preserve">⚠ only the lead author (Janelle R. Thompson) confirmed; full co-author list not independently confirmed this session</w:t>
+            </w:r>
+          </w:p>
+        </w:tc>
+        <w:tc>
+          <w:tcPr/>
+          <w:p>
+            <w:pPr>
+              <w:pStyle w:val="Compact"/>
+              <w:jc w:val="left"/>
+            </w:pPr>
+            <w:r>
+              <w:t xml:space="preserve">⚠ the governance argument itself (obligations vs. ethics-only framing) recurred across search results; no specific quantitative claim asserted in text</w:t>
+            </w:r>
+          </w:p>
+        </w:tc>
+      </w:tr>
+      <w:tr>
+        <w:tc>
+          <w:tcPr/>
+          <w:p>
+            <w:pPr>
+              <w:pStyle w:val="Compact"/>
+              <w:jc w:val="left"/>
+            </w:pPr>
+            <w:r>
+              <w:t xml:space="preserve">[54]</w:t>
+            </w:r>
+          </w:p>
+        </w:tc>
+        <w:tc>
+          <w:tcPr/>
+          <w:p>
+            <w:pPr>
+              <w:pStyle w:val="Compact"/>
+              <w:jc w:val="left"/>
+            </w:pPr>
+            <w:r>
+              <w:t xml:space="preserve">Kwiatkowska et al. (2022)</w:t>
+            </w:r>
+          </w:p>
+        </w:tc>
+        <w:tc>
+          <w:tcPr/>
+          <w:p>
+            <w:pPr>
+              <w:pStyle w:val="Compact"/>
+              <w:jc w:val="left"/>
+            </w:pPr>
+            <w:r>
+              <w:t xml:space="preserve">Conceptual/ethics discussion —</w:t>
+            </w:r>
+            <w:r>
+              <w:t xml:space="preserve"> </w:t>
+            </w:r>
+            <w:r>
+              <w:rPr>
+                <w:bCs/>
+                <w:b/>
+              </w:rPr>
+              <w:t xml:space="preserve">peer-review status and publication venue not independently confirmed</w:t>
+            </w:r>
+          </w:p>
+        </w:tc>
+        <w:tc>
+          <w:tcPr/>
+          <w:p>
+            <w:pPr>
+              <w:pStyle w:val="Compact"/>
+              <w:jc w:val="left"/>
+            </w:pPr>
+            <w:r>
+              <w:t xml:space="preserve">Not independently confirmed this session (OSF/ResearchGate listing only)</w:t>
+            </w:r>
+          </w:p>
+        </w:tc>
+        <w:tc>
+          <w:tcPr/>
+          <w:p>
+            <w:pPr>
+              <w:pStyle w:val="Compact"/>
+              <w:jc w:val="left"/>
+            </w:pPr>
+            <w:r>
+              <w:t xml:space="preserve">Group-level privacy/stigmatization is a distinct harm from individual re-identification risk and is comparatively under-addressed by individual-privacy-focused frameworks (§9.6)</w:t>
+            </w:r>
+          </w:p>
+        </w:tc>
+        <w:tc>
+          <w:tcPr/>
+          <w:p>
+            <w:pPr>
+              <w:pStyle w:val="Compact"/>
+              <w:jc w:val="left"/>
+            </w:pPr>
+            <w:r>
+              <w:t xml:space="preserve">⚠ full 8-author list found via a single search, not cross-checked against a second independent source</w:t>
+            </w:r>
+          </w:p>
+        </w:tc>
+        <w:tc>
+          <w:tcPr/>
+          <w:p>
+            <w:pPr>
+              <w:pStyle w:val="Compact"/>
+              <w:jc w:val="left"/>
+            </w:pPr>
+            <w:r>
+              <w:t xml:space="preserve">⚠ conceptual argument only, no quantitative claim;</w:t>
+            </w:r>
+            <w:r>
+              <w:t xml:space="preserve"> </w:t>
+            </w:r>
+            <w:r>
+              <w:rPr>
+                <w:bCs/>
+                <w:b/>
+              </w:rPr>
+              <w:t xml:space="preserve">lowest evidence-type confidence of any Chapter 9 source given the unconfirmed venue</w:t>
+            </w:r>
+          </w:p>
+        </w:tc>
+      </w:tr>
+      <w:tr>
+        <w:tc>
+          <w:tcPr/>
+          <w:p>
+            <w:pPr>
+              <w:pStyle w:val="Compact"/>
+              <w:jc w:val="left"/>
+            </w:pPr>
+            <w:r>
+              <w:t xml:space="preserve">[55]</w:t>
+            </w:r>
+          </w:p>
+        </w:tc>
+        <w:tc>
+          <w:tcPr/>
+          <w:p>
+            <w:pPr>
+              <w:pStyle w:val="Compact"/>
+              <w:jc w:val="left"/>
+            </w:pPr>
+            <w:r>
+              <w:t xml:space="preserve">Assoum et al. (2023)</w:t>
+            </w:r>
+          </w:p>
+        </w:tc>
+        <w:tc>
+          <w:tcPr/>
+          <w:p>
+            <w:pPr>
+              <w:pStyle w:val="Compact"/>
+              <w:jc w:val="left"/>
+            </w:pPr>
+            <w:r>
+              <w:t xml:space="preserve">Primary field study</w:t>
+            </w:r>
+          </w:p>
+        </w:tc>
+        <w:tc>
+          <w:tcPr/>
+          <w:p>
+            <w:pPr>
+              <w:pStyle w:val="Compact"/>
+              <w:jc w:val="left"/>
+            </w:pPr>
+            <w:r>
+              <w:t xml:space="preserve">https://doi.org/10.3390/tropicalmed8040211</w:t>
+            </w:r>
+          </w:p>
+        </w:tc>
+        <w:tc>
+          <w:tcPr/>
+          <w:p>
+            <w:pPr>
+              <w:pStyle w:val="Compact"/>
+              <w:jc w:val="left"/>
+            </w:pPr>
+            <w:r>
+              <w:t xml:space="preserve">Wastewater surveillance functioning as an early-warning system for COVID-19 in low-incidence settings, distinct from trend monitoring or absolute-magnitude estimation (§9.1, §9.2)</w:t>
+            </w:r>
+          </w:p>
+        </w:tc>
+        <w:tc>
+          <w:tcPr/>
+          <w:p>
+            <w:pPr>
+              <w:pStyle w:val="Compact"/>
+              <w:jc w:val="left"/>
+            </w:pPr>
+            <w:r>
+              <w:t xml:space="preserve">✅ full 9-author list confirmed</w:t>
+            </w:r>
+          </w:p>
+        </w:tc>
+        <w:tc>
+          <w:tcPr/>
+          <w:p>
+            <w:pPr>
+              <w:pStyle w:val="Compact"/>
+              <w:jc w:val="left"/>
+            </w:pPr>
+            <w:r>
+              <w:t xml:space="preserve">⚠ general framing recurred across searches; no specific lead-time or sensitivity figure asserted in text</w:t>
+            </w:r>
+          </w:p>
+        </w:tc>
+      </w:tr>
+      <w:tr>
+        <w:tc>
+          <w:tcPr/>
+          <w:p>
+            <w:pPr>
+              <w:pStyle w:val="Compact"/>
+              <w:jc w:val="left"/>
+            </w:pPr>
+            <w:r>
+              <w:t xml:space="preserve">[56]</w:t>
+            </w:r>
+          </w:p>
+        </w:tc>
+        <w:tc>
+          <w:tcPr/>
+          <w:p>
+            <w:pPr>
+              <w:pStyle w:val="Compact"/>
+              <w:jc w:val="left"/>
+            </w:pPr>
+            <w:r>
+              <w:t xml:space="preserve">Demir et al. (2026, medRxiv preprint)</w:t>
+            </w:r>
+          </w:p>
+        </w:tc>
+        <w:tc>
+          <w:tcPr/>
+          <w:p>
+            <w:pPr>
+              <w:pStyle w:val="Compact"/>
+              <w:jc w:val="left"/>
+            </w:pPr>
+            <w:r>
+              <w:t xml:space="preserve">Primary methodological study (statistical process control) —</w:t>
+            </w:r>
+            <w:r>
+              <w:t xml:space="preserve"> </w:t>
+            </w:r>
+            <w:r>
+              <w:rPr>
+                <w:bCs/>
+                <w:b/>
+              </w:rPr>
+              <w:t xml:space="preserve">non-peer-reviewed preprint</w:t>
+            </w:r>
+          </w:p>
+        </w:tc>
+        <w:tc>
+          <w:tcPr/>
+          <w:p>
+            <w:pPr>
+              <w:pStyle w:val="Compact"/>
+              <w:jc w:val="left"/>
+            </w:pPr>
+            <w:r>
+              <w:t xml:space="preserve">https://www.medrxiv.org/content/10.64898/2026.01.20.26344452v1.full</w:t>
+            </w:r>
+          </w:p>
+        </w:tc>
+        <w:tc>
+          <w:tcPr/>
+          <w:p>
+            <w:pPr>
+              <w:pStyle w:val="Compact"/>
+              <w:jc w:val="left"/>
+            </w:pPr>
+            <w:r>
+              <w:t xml:space="preserve">EWMA-based, variance-stabilized, site-normalized early-warning index for RSV/influenza A from WastewaterSCAN data, prioritizing transparency/auditability (§9.1, §9.2, Table 7)</w:t>
+            </w:r>
+          </w:p>
+        </w:tc>
+        <w:tc>
+          <w:tcPr/>
+          <w:p>
+            <w:pPr>
+              <w:pStyle w:val="Compact"/>
+              <w:jc w:val="left"/>
+            </w:pPr>
+            <w:r>
+              <w:t xml:space="preserve">⚠⚠</w:t>
+            </w:r>
+            <w:r>
+              <w:t xml:space="preserve"> </w:t>
+            </w:r>
+            <w:r>
+              <w:rPr>
+                <w:bCs/>
+                <w:b/>
+              </w:rPr>
+              <w:t xml:space="preserve">only the lead author’s institutional affiliation corroborated (via a contact email); a co-author name appearing in one synthesized search result was not independently confirmed by any second source — treated as unconfirmed, not reported as fact. This is a stricter caution than this table’s usual</w:t>
+            </w:r>
+            <w:r>
+              <w:rPr>
+                <w:bCs/>
+                <w:b/>
+              </w:rPr>
+              <w:t xml:space="preserve"> </w:t>
+            </w:r>
+            <w:r>
+              <w:rPr>
+                <w:bCs/>
+                <w:b/>
+              </w:rPr>
+              <w:t xml:space="preserve">“</w:t>
+            </w:r>
+            <w:r>
+              <w:rPr>
+                <w:bCs/>
+                <w:b/>
+              </w:rPr>
+              <w:t xml:space="preserve">et al.</w:t>
+            </w:r>
+            <w:r>
+              <w:rPr>
+                <w:bCs/>
+                <w:b/>
+              </w:rPr>
+              <w:t xml:space="preserve">”</w:t>
+            </w:r>
+            <w:r>
+              <w:rPr>
+                <w:bCs/>
+                <w:b/>
+              </w:rPr>
+              <w:t xml:space="preserve"> </w:t>
+            </w:r>
+            <w:r>
+              <w:rPr>
+                <w:bCs/>
+                <w:b/>
+              </w:rPr>
+              <w:t xml:space="preserve">flag: even the existence of a second named author is in question, not merely a full list beyond a confirmed lead author.</w:t>
+            </w:r>
+          </w:p>
+        </w:tc>
+        <w:tc>
+          <w:tcPr/>
+          <w:p>
+            <w:pPr>
+              <w:pStyle w:val="Compact"/>
+              <w:jc w:val="left"/>
+            </w:pPr>
+            <w:r>
+              <w:t xml:space="preserve">⚠ method description (EWMA, variance stabilization, site normalization) recurred across search results; no specific performance figure asserted in text</w:t>
+            </w:r>
+          </w:p>
+        </w:tc>
+      </w:tr>
+      <w:tr>
+        <w:tc>
+          <w:tcPr/>
+          <w:p>
+            <w:pPr>
+              <w:pStyle w:val="Compact"/>
+              <w:jc w:val="left"/>
+            </w:pPr>
+            <w:r>
+              <w:t xml:space="preserve">[57]</w:t>
+            </w:r>
+          </w:p>
+        </w:tc>
+        <w:tc>
+          <w:tcPr/>
+          <w:p>
+            <w:pPr>
+              <w:pStyle w:val="Compact"/>
+              <w:jc w:val="left"/>
+            </w:pPr>
+            <w:r>
+              <w:t xml:space="preserve">Link, Garrido, et al. (2026, medRxiv preprint)</w:t>
+            </w:r>
+          </w:p>
+        </w:tc>
+        <w:tc>
+          <w:tcPr/>
+          <w:p>
+            <w:pPr>
+              <w:pStyle w:val="Compact"/>
+              <w:jc w:val="left"/>
+            </w:pPr>
+            <w:r>
+              <w:t xml:space="preserve">Primary methodological/modelling study —</w:t>
+            </w:r>
+            <w:r>
+              <w:t xml:space="preserve"> </w:t>
+            </w:r>
+            <w:r>
+              <w:rPr>
+                <w:bCs/>
+                <w:b/>
+              </w:rPr>
+              <w:t xml:space="preserve">non-peer-reviewed preprint</w:t>
+            </w:r>
+          </w:p>
+        </w:tc>
+        <w:tc>
+          <w:tcPr/>
+          <w:p>
+            <w:pPr>
+              <w:pStyle w:val="Compact"/>
+              <w:jc w:val="left"/>
+            </w:pPr>
+            <w:r>
+              <w:t xml:space="preserve">https://www.medrxiv.org/content/10.64898/2026.05.14.26353186v1.full</w:t>
+            </w:r>
+          </w:p>
+        </w:tc>
+        <w:tc>
+          <w:tcPr/>
+          <w:p>
+            <w:pPr>
+              <w:pStyle w:val="Compact"/>
+              <w:jc w:val="left"/>
+            </w:pPr>
+            <w:r>
+              <w:t xml:space="preserve">Event-detection framework (Bayesian exponential-growth outbreak detection, rule-based peak detection) across 281 U.S. counties; sensitivity 0.82/PPV 0.64 (wastewater) vs. 0.58/0.19 (</w:t>
+            </w:r>
+            <m:oMath>
+              <m:sSub>
+                <m:e>
+                  <m:r>
+                    <m:t>R</m:t>
+                  </m:r>
+                </m:e>
+                <m:sub>
+                  <m:r>
+                    <m:t>t</m:t>
+                  </m:r>
+                </m:sub>
+              </m:sSub>
+            </m:oMath>
+            <w:r>
+              <w:t xml:space="preserve"> </w:t>
+            </w:r>
+            <w:r>
+              <w:t xml:space="preserve">baseline) (§9.2, Table 7)</w:t>
+            </w:r>
+          </w:p>
+        </w:tc>
+        <w:tc>
+          <w:tcPr/>
+          <w:p>
+            <w:pPr>
+              <w:pStyle w:val="Compact"/>
+              <w:jc w:val="left"/>
+            </w:pPr>
+            <w:r>
+              <w:t xml:space="preserve">⚠ two named authors (Link, Garrido) confirmed via search; full author list not independently confirmed</w:t>
+            </w:r>
+          </w:p>
+        </w:tc>
+        <w:tc>
+          <w:tcPr/>
+          <w:p>
+            <w:pPr>
+              <w:pStyle w:val="Compact"/>
+              <w:jc w:val="left"/>
+            </w:pPr>
+            <w:r>
+              <w:t xml:space="preserve">⚠</w:t>
+            </w:r>
+            <w:r>
+              <w:t xml:space="preserve"> </w:t>
+            </w:r>
+            <w:r>
+              <w:rPr>
+                <w:bCs/>
+                <w:b/>
+              </w:rPr>
+              <w:t xml:space="preserve">the specific sensitivity/PPV figures are pending full-text confirmation AND, per §9.2’s argument, not established to transfer to a deployment context different from the 281-county calibration set — do not cite as a general WBE-detection-performance figure</w:t>
+            </w:r>
+          </w:p>
+        </w:tc>
+      </w:tr>
+      <w:tr>
+        <w:tc>
+          <w:tcPr/>
+          <w:p>
+            <w:pPr>
+              <w:pStyle w:val="Compact"/>
+              <w:jc w:val="left"/>
+            </w:pPr>
+            <w:r>
+              <w:t xml:space="preserve">[58]</w:t>
+            </w:r>
+          </w:p>
+        </w:tc>
+        <w:tc>
+          <w:tcPr/>
+          <w:p>
+            <w:pPr>
+              <w:pStyle w:val="Compact"/>
+              <w:jc w:val="left"/>
+            </w:pPr>
+            <w:r>
+              <w:t xml:space="preserve">Zhang et al. (2025)</w:t>
+            </w:r>
+          </w:p>
+        </w:tc>
+        <w:tc>
+          <w:tcPr/>
+          <w:p>
+            <w:pPr>
+              <w:pStyle w:val="Compact"/>
+              <w:jc w:val="left"/>
+            </w:pPr>
+            <w:r>
+              <w:t xml:space="preserve">Primary field/data-integration study</w:t>
+            </w:r>
+          </w:p>
+        </w:tc>
+        <w:tc>
+          <w:tcPr/>
+          <w:p>
+            <w:pPr>
+              <w:pStyle w:val="Compact"/>
+              <w:jc w:val="left"/>
+            </w:pPr>
+            <w:r>
+              <w:t xml:space="preserve">https://doi.org/10.2196/70232</w:t>
+            </w:r>
+          </w:p>
+        </w:tc>
+        <w:tc>
+          <w:tcPr/>
+          <w:p>
+            <w:pPr>
+              <w:pStyle w:val="Compact"/>
+              <w:jc w:val="left"/>
+            </w:pPr>
+            <w:r>
+              <w:t xml:space="preserve">4-system data fusion (hospital, wastewater, meteorological, internet-search) into a shared daily time series; substantial subset of fused variables correlated significantly with case counts (§9.3, Table 7)</w:t>
+            </w:r>
+          </w:p>
+        </w:tc>
+        <w:tc>
+          <w:tcPr/>
+          <w:p>
+            <w:pPr>
+              <w:pStyle w:val="Compact"/>
+              <w:jc w:val="left"/>
+            </w:pPr>
+            <w:r>
+              <w:t xml:space="preserve">✅ full 8-author list confirmed</w:t>
+            </w:r>
+          </w:p>
+        </w:tc>
+        <w:tc>
+          <w:tcPr/>
+          <w:p>
+            <w:pPr>
+              <w:pStyle w:val="Compact"/>
+              <w:jc w:val="left"/>
+            </w:pPr>
+            <w:r>
+              <w:t xml:space="preserve">⚠ specific correlation magnitudes and per-system lead/lag figures are snippet-derived, pending full-text confirmation</w:t>
+            </w:r>
+          </w:p>
+        </w:tc>
+      </w:tr>
+      <w:tr>
+        <w:tc>
+          <w:tcPr/>
+          <w:p>
+            <w:pPr>
+              <w:pStyle w:val="Compact"/>
+              <w:jc w:val="left"/>
+            </w:pPr>
+            <w:r>
+              <w:t xml:space="preserve">[59]</w:t>
+            </w:r>
+          </w:p>
+        </w:tc>
+        <w:tc>
+          <w:tcPr/>
+          <w:p>
+            <w:pPr>
+              <w:pStyle w:val="Compact"/>
+              <w:jc w:val="left"/>
+            </w:pPr>
+            <w:r>
+              <w:t xml:space="preserve">ECDC (2025)</w:t>
+            </w:r>
+          </w:p>
+        </w:tc>
+        <w:tc>
+          <w:tcPr/>
+          <w:p>
+            <w:pPr>
+              <w:pStyle w:val="Compact"/>
+              <w:jc w:val="left"/>
+            </w:pPr>
+            <w:r>
+              <w:t xml:space="preserve">Institutional / policy framework</w:t>
+            </w:r>
+          </w:p>
+        </w:tc>
+        <w:tc>
+          <w:tcPr/>
+          <w:p>
+            <w:pPr>
+              <w:pStyle w:val="Compact"/>
+              <w:jc w:val="left"/>
+            </w:pPr>
+            <w:r>
+              <w:t xml:space="preserve">https://doi.org/10.2900/6843735</w:t>
+            </w:r>
+          </w:p>
+        </w:tc>
+        <w:tc>
+          <w:tcPr/>
+          <w:p>
+            <w:pPr>
+              <w:pStyle w:val="Compact"/>
+              <w:jc w:val="left"/>
+            </w:pPr>
+            <w:r>
+              <w:t xml:space="preserve">EU/EEA framework for integrating wastewater-based surveillance into infectious-disease surveillance and public health decision-making (§9.8)</w:t>
+            </w:r>
+          </w:p>
+        </w:tc>
+        <w:tc>
+          <w:tcPr/>
+          <w:p>
+            <w:pPr>
+              <w:pStyle w:val="Compact"/>
+              <w:jc w:val="left"/>
+            </w:pPr>
+            <w:r>
+              <w:t xml:space="preserve">✅ official ECDC publication (primary institutional source), organizational author</w:t>
+            </w:r>
+          </w:p>
+        </w:tc>
+        <w:tc>
+          <w:tcPr/>
+          <w:p>
+            <w:pPr>
+              <w:pStyle w:val="Compact"/>
+              <w:jc w:val="left"/>
+            </w:pPr>
+            <w:r>
+              <w:t xml:space="preserve">✅ high confidence — framing/existence claim, low distortion risk, consistent with how this table treats WHO [14]/[15] and NASEM [11]</w:t>
+            </w:r>
+          </w:p>
+        </w:tc>
+      </w:tr>
     </w:tbl>
     <w:p>
       <w:r>
@@ -6077,7 +7057,17 @@
         <w:t xml:space="preserve"> </w:t>
       </w:r>
       <w:r>
-        <w:t xml:space="preserve">arXiv 2506.14331 (relevant to §5.1, cross-check recommended); PMC12005304 (relevant to §9).</w:t>
+        <w:t xml:space="preserve">arXiv 2506.14331 (relevant to §5.1, cross-check recommended).</w:t>
+      </w:r>
+      <w:r>
+        <w:t xml:space="preserve"> </w:t>
+      </w:r>
+      <w:r>
+        <w:rPr>
+          <w:bCs/>
+          <w:b/>
+        </w:rPr>
+        <w:t xml:space="preserve">PMC12005304, previously listed here as relevant to §9, is now RESOLVED (2026-07-14) — identified and cited as [51] Moallef et al. (2025) in §9.6.</w:t>
       </w:r>
     </w:p>
     <w:p>
@@ -6225,6 +7215,73 @@
       </w:r>
       <w:r>
         <w:t xml:space="preserve">.</w:t>
+      </w:r>
+    </w:p>
+    <w:p>
+      <w:pPr>
+        <w:pStyle w:val="BodyText"/>
+      </w:pPr>
+      <w:r>
+        <w:rPr>
+          <w:bCs/>
+          <w:b/>
+        </w:rPr>
+        <w:t xml:space="preserve">Chapter 9 additions (2026-07-14):</w:t>
+      </w:r>
+      <w:r>
+        <w:t xml:space="preserve"> </w:t>
+      </w:r>
+      <w:r>
+        <w:t xml:space="preserve">[51] Moallef et al. 2025, [52] Yu et al. 2024, and [58] Zhang et al. 2025 have full author lists confirmed via search and are this chapter’s best-supported sources. [55] Assoum et al. 2023 is similarly well-supported. [53] Thompson et al. 2024 and [54] Kwiatkowska et al. 2022 carry incomplete-author-list or unconfirmed-venue flags, respectively, consistent with this table’s existing ⚠ tier.</w:t>
+      </w:r>
+      <w:r>
+        <w:t xml:space="preserve"> </w:t>
+      </w:r>
+      <w:r>
+        <w:rPr>
+          <w:bCs/>
+          <w:b/>
+        </w:rPr>
+        <w:t xml:space="preserve">[56] Demir et al. 2026 and [57] Link, Garrido, et al. 2026 are both non-peer-reviewed preprints with incompletely corroborated author lists — [56] specifically introduces this table’s first ⚠⚠ (double-warning) tier, since even a co-author’s name could not be independently corroborated beyond a single synthesized search result.</w:t>
+      </w:r>
+      <w:r>
+        <w:t xml:space="preserve"> </w:t>
+      </w:r>
+      <w:r>
+        <w:t xml:space="preserve">[57]’s reported detection-performance figures (sensitivity 0.82/PPV 0.64) carry a second, independent caution beyond the usual full-text-pending flag: per §9.2’s own argument, a performance figure calibrated on one dataset is not established to transfer to a different deployment context, and should not be cited as a general property of</w:t>
+      </w:r>
+      <w:r>
+        <w:t xml:space="preserve"> </w:t>
+      </w:r>
+      <w:r>
+        <w:t xml:space="preserve">“</w:t>
+      </w:r>
+      <w:r>
+        <w:t xml:space="preserve">wastewater-based outbreak detection.</w:t>
+      </w:r>
+      <w:r>
+        <w:t xml:space="preserve">”</w:t>
+      </w:r>
+      <w:r>
+        <w:t xml:space="preserve"> </w:t>
+      </w:r>
+      <w:r>
+        <w:t xml:space="preserve">[59] ECDC 2025 is an institutional/organizational-author source, treated the same as WHO [14]/[15] and NASEM [11]. See the Chapter 9 section of</w:t>
+      </w:r>
+      <w:r>
+        <w:t xml:space="preserve"> </w:t>
+      </w:r>
+      <w:r>
+        <w:rPr>
+          <w:rStyle w:val="VerbatimChar"/>
+        </w:rPr>
+        <w:t xml:space="preserve">WBE_Review_Pending_Verification_List.md</w:t>
+      </w:r>
+      <w:r>
+        <w:t xml:space="preserve"> </w:t>
+      </w:r>
+      <w:r>
+        <w:t xml:space="preserve">for the full pending-numbers list.</w:t>
       </w:r>
     </w:p>
     <w:bookmarkEnd w:id="20"/>

--- a/wbe-review/WBE_Review_Citation_Verification_Table.docx
+++ b/wbe-review/WBE_Review_Citation_Verification_Table.docx
@@ -2,13 +2,13 @@
 <file path=word/document.xml><?xml version="1.0" encoding="utf-8"?>
 <w:document xmlns:w="http://schemas.openxmlformats.org/wordprocessingml/2006/main" xmlns:m="http://schemas.openxmlformats.org/officeDocument/2006/math" xmlns:r="http://schemas.openxmlformats.org/officeDocument/2006/relationships" xmlns:o="urn:schemas-microsoft-com:office:office" xmlns:v="urn:schemas-microsoft-com:vml" xmlns:w10="urn:schemas-microsoft-com:office:word" xmlns:a="http://schemas.openxmlformats.org/drawingml/2006/main" xmlns:pic="http://schemas.openxmlformats.org/drawingml/2006/picture" xmlns:wp="http://schemas.openxmlformats.org/drawingml/2006/wordprocessingDrawing">
   <w:body>
-    <w:bookmarkStart w:id="21" w:name="Xa6d8a632f658d52939791de5ae500aee781afaf"/>
+    <w:bookmarkStart w:id="21" w:name="X185a7666e79178d17e91004dcd559793eb48b3e"/>
     <w:p>
       <w:pPr>
         <w:pStyle w:val="Heading1"/>
       </w:pPr>
       <w:r>
-        <w:t xml:space="preserve">Citation Verification Table — WBE Review, Chapters 1–9</w:t>
+        <w:t xml:space="preserve">Citation Verification Table — WBE Review, Chapters 1–10</w:t>
       </w:r>
     </w:p>
     <w:p>
@@ -240,7 +240,55 @@
         <w:t xml:space="preserve"> </w:t>
       </w:r>
       <w:r>
-        <w:t xml:space="preserve">(public-health integration and decision-making). [56] and [57] are preprints carrying a new, stricter caution level than this table has used before — their author lists were corroborated by only a single search result each, below even the existing</w:t>
+        <w:t xml:space="preserve">(public-health integration and decision-making).</w:t>
+      </w:r>
+      <w:r>
+        <w:t xml:space="preserve"> </w:t>
+      </w:r>
+      <w:r>
+        <w:rPr>
+          <w:bCs/>
+          <w:b/>
+        </w:rPr>
+        <w:t xml:space="preserve">2026-07-18 Chapter 9 consistency-audit round:</w:t>
+      </w:r>
+      <w:r>
+        <w:t xml:space="preserve"> </w:t>
+      </w:r>
+      <w:r>
+        <w:t xml:space="preserve">[56] re-searched and WITHDRAWN (still only single-search-result corroboration even for a co-author’s name); [57] re-searched and upgraded (both named authors now independently corroborated across two separate searches).</w:t>
+      </w:r>
+      <w:r>
+        <w:t xml:space="preserve"> </w:t>
+      </w:r>
+      <w:r>
+        <w:rPr>
+          <w:bCs/>
+          <w:b/>
+        </w:rPr>
+        <w:t xml:space="preserve">Rows [60]–[67] added the same round with Chapter 10</w:t>
+      </w:r>
+      <w:r>
+        <w:t xml:space="preserve"> </w:t>
+      </w:r>
+      <w:r>
+        <w:t xml:space="preserve">— 8 sources, all peer-reviewed journal articles (deliberately zero preprints), one ([64]) carrying an unresolved internal author-list inconsistency.</w:t>
+      </w:r>
+      <w:r>
+        <w:t xml:space="preserve"> </w:t>
+      </w:r>
+      <w:r>
+        <w:rPr>
+          <w:bCs/>
+          <w:b/>
+        </w:rPr>
+        <w:t xml:space="preserve">[60]’s citation-verification process caught and corrected a citogenesis error before it entered the main text</w:t>
+      </w:r>
+      <w:r>
+        <w:t xml:space="preserve"> </w:t>
+      </w:r>
+      <w:r>
+        <w:t xml:space="preserve">— an initial search summary attributed the source to</w:t>
       </w:r>
       <w:r>
         <w:t xml:space="preserve"> </w:t>
@@ -249,7 +297,7 @@
         <w:t xml:space="preserve">“</w:t>
       </w:r>
       <w:r>
-        <w:t xml:space="preserve">et al., truncated</w:t>
+        <w:t xml:space="preserve">Moore et al.</w:t>
       </w:r>
       <w:r>
         <w:t xml:space="preserve">”</w:t>
@@ -258,7 +306,25 @@
         <w:t xml:space="preserve"> </w:t>
       </w:r>
       <w:r>
-        <w:t xml:space="preserve">confidence tier — flagged with a double-warning marker (⚠⚠) for [56] specifically, since even its co-author’s name could not be corroborated at all.</w:t>
+        <w:t xml:space="preserve">(confusing the historically-named</w:t>
+      </w:r>
+      <w:r>
+        <w:t xml:space="preserve"> </w:t>
+      </w:r>
+      <w:r>
+        <w:t xml:space="preserve">“</w:t>
+      </w:r>
+      <w:r>
+        <w:t xml:space="preserve">Moore swab</w:t>
+      </w:r>
+      <w:r>
+        <w:t xml:space="preserve">”</w:t>
+      </w:r>
+      <w:r>
+        <w:t xml:space="preserve"> </w:t>
+      </w:r>
+      <w:r>
+        <w:t xml:space="preserve">method with this specific paper’s authorship); the correct author list (Schang et al., 23 authors) was confirmed via dedicated re-search. Total reference numbers issued: 68 ([1]–[67] plus [32b]); active/citable: 67.</w:t>
       </w:r>
     </w:p>
     <w:p>
@@ -266,7 +332,7 @@
         <w:pStyle w:val="BodyText"/>
       </w:pPr>
       <w:r>
-        <w:t xml:space="preserve">Legend: ✅ = high confidence · ⚠ = moderate confidence, snippet-derived · ❌ = could not verify / excluded</w:t>
+        <w:t xml:space="preserve">Legend: ✅ = high confidence · ⚠ = moderate confidence, snippet-derived · ⛔ = withdrawn, do not cite (metadata below this table’s minimum bar) · ❌ = could not verify / excluded</w:t>
       </w:r>
     </w:p>
     <w:p>
@@ -6214,19 +6280,7 @@
               <w:jc w:val="left"/>
             </w:pPr>
             <w:r>
-              <w:t xml:space="preserve">Demir et al. (2026, medRxiv preprint)</w:t>
-            </w:r>
-          </w:p>
-        </w:tc>
-        <w:tc>
-          <w:tcPr/>
-          <w:p>
-            <w:pPr>
-              <w:pStyle w:val="Compact"/>
-              <w:jc w:val="left"/>
-            </w:pPr>
-            <w:r>
-              <w:t xml:space="preserve">Primary methodological study (statistical process control) —</w:t>
+              <w:t xml:space="preserve">⛔</w:t>
             </w:r>
             <w:r>
               <w:t xml:space="preserve"> </w:t>
@@ -6236,7 +6290,25 @@
                 <w:bCs/>
                 <w:b/>
               </w:rPr>
-              <w:t xml:space="preserve">non-peer-reviewed preprint</w:t>
+              <w:t xml:space="preserve">WITHDRAWN</w:t>
+            </w:r>
+            <w:r>
+              <w:t xml:space="preserve"> </w:t>
+            </w:r>
+            <w:r>
+              <w:t xml:space="preserve">— [name unconfirmed] (2026, medRxiv preprint)</w:t>
+            </w:r>
+          </w:p>
+        </w:tc>
+        <w:tc>
+          <w:tcPr/>
+          <w:p>
+            <w:pPr>
+              <w:pStyle w:val="Compact"/>
+              <w:jc w:val="left"/>
+            </w:pPr>
+            <w:r>
+              <w:t xml:space="preserve">Not applicable — withdrawn before evidence-type classification is meaningful</w:t>
             </w:r>
           </w:p>
         </w:tc>
@@ -6259,84 +6331,74 @@
               <w:pStyle w:val="Compact"/>
               <w:jc w:val="left"/>
             </w:pPr>
-            <w:r>
-              <w:t xml:space="preserve">EWMA-based, variance-stabilized, site-normalized early-warning index for RSV/influenza A from WastewaterSCAN data, prioritizing transparency/auditability (§9.1, §9.2, Table 7)</w:t>
-            </w:r>
-          </w:p>
-        </w:tc>
-        <w:tc>
-          <w:tcPr/>
-          <w:p>
-            <w:pPr>
-              <w:pStyle w:val="Compact"/>
-              <w:jc w:val="left"/>
-            </w:pPr>
-            <w:r>
-              <w:t xml:space="preserve">⚠⚠</w:t>
-            </w:r>
-            <w:r>
-              <w:t xml:space="preserve"> </w:t>
-            </w:r>
             <w:r>
               <w:rPr>
                 <w:bCs/>
                 <w:b/>
               </w:rPr>
-              <w:t xml:space="preserve">only the lead author’s institutional affiliation corroborated (via a contact email); a co-author name appearing in one synthesized search result was not independently confirmed by any second source — treated as unconfirmed, not reported as fact. This is a stricter caution than this table’s usual</w:t>
+              <w:t xml:space="preserve">NOT CITED as evidence anywhere in the main text or Table 7 as of the 2026-07-18 audit round.</w:t>
+            </w:r>
+            <w:r>
+              <w:t xml:space="preserve"> </w:t>
+            </w:r>
+            <w:r>
+              <w:t xml:space="preserve">The underlying EWMA design idea is mentioned in §9.1–9.2 prose as a conceptual point only, explicitly not attributed to this source</w:t>
+            </w:r>
+          </w:p>
+        </w:tc>
+        <w:tc>
+          <w:tcPr/>
+          <w:p>
+            <w:pPr>
+              <w:pStyle w:val="Compact"/>
+              <w:jc w:val="left"/>
+            </w:pPr>
+            <w:r>
+              <w:t xml:space="preserve">⛔</w:t>
+            </w:r>
+            <w:r>
+              <w:t xml:space="preserve"> </w:t>
             </w:r>
             <w:r>
               <w:rPr>
                 <w:bCs/>
                 <w:b/>
               </w:rPr>
-              <w:t xml:space="preserve"> </w:t>
+              <w:t xml:space="preserve">Re-searched 2026-07-18, still unresolved: even a co-author’s name is corroborated by only one, non-independently-repeated search result. Do not cite until independently corroborated — see</w:t>
             </w:r>
             <w:r>
               <w:rPr>
                 <w:bCs/>
                 <w:b/>
               </w:rPr>
-              <w:t xml:space="preserve">“</w:t>
+              <w:t xml:space="preserve"> </w:t>
+            </w:r>
+            <w:r>
+              <w:rPr>
+                <w:rStyle w:val="VerbatimChar"/>
+                <w:bCs/>
+                <w:b/>
+              </w:rPr>
+              <w:t xml:space="preserve">WBE_Review_Pending_Verification_List.md</w:t>
             </w:r>
             <w:r>
               <w:rPr>
                 <w:bCs/>
                 <w:b/>
               </w:rPr>
-              <w:t xml:space="preserve">et al.</w:t>
-            </w:r>
-            <w:r>
-              <w:rPr>
-                <w:bCs/>
-                <w:b/>
-              </w:rPr>
-              <w:t xml:space="preserve">”</w:t>
-            </w:r>
-            <w:r>
-              <w:rPr>
-                <w:bCs/>
-                <w:b/>
-              </w:rPr>
-              <w:t xml:space="preserve"> </w:t>
-            </w:r>
-            <w:r>
-              <w:rPr>
-                <w:bCs/>
-                <w:b/>
-              </w:rPr>
-              <w:t xml:space="preserve">flag: even the existence of a second named author is in question, not merely a full list beyond a confirmed lead author.</w:t>
-            </w:r>
-          </w:p>
-        </w:tc>
-        <w:tc>
-          <w:tcPr/>
-          <w:p>
-            <w:pPr>
-              <w:pStyle w:val="Compact"/>
-              <w:jc w:val="left"/>
-            </w:pPr>
-            <w:r>
-              <w:t xml:space="preserve">⚠ method description (EWMA, variance stabilization, site normalization) recurred across search results; no specific performance figure asserted in text</w:t>
+              <w:t xml:space="preserve">.</w:t>
+            </w:r>
+          </w:p>
+        </w:tc>
+        <w:tc>
+          <w:tcPr/>
+          <w:p>
+            <w:pPr>
+              <w:pStyle w:val="Compact"/>
+              <w:jc w:val="left"/>
+            </w:pPr>
+            <w:r>
+              <w:t xml:space="preserve">N/A — withdrawn</w:t>
             </w:r>
           </w:p>
         </w:tc>
@@ -6440,7 +6502,65 @@
               <w:jc w:val="left"/>
             </w:pPr>
             <w:r>
-              <w:t xml:space="preserve">⚠ two named authors (Link, Garrido) confirmed via search; full author list not independently confirmed</w:t>
+              <w:t xml:space="preserve">✅</w:t>
+            </w:r>
+            <w:r>
+              <w:t xml:space="preserve"> </w:t>
+            </w:r>
+            <w:r>
+              <w:rPr>
+                <w:bCs/>
+                <w:b/>
+              </w:rPr>
+              <w:t xml:space="preserve">Re-searched 2026-07-18: both named authors (Link, Garrido) independently corroborated across two separate search results, meeting this review’s ordinary</w:t>
+            </w:r>
+            <w:r>
+              <w:rPr>
+                <w:bCs/>
+                <w:b/>
+              </w:rPr>
+              <w:t xml:space="preserve"> </w:t>
+            </w:r>
+            <w:r>
+              <w:rPr>
+                <w:bCs/>
+                <w:b/>
+              </w:rPr>
+              <w:t xml:space="preserve">“</w:t>
+            </w:r>
+            <w:r>
+              <w:rPr>
+                <w:bCs/>
+                <w:b/>
+              </w:rPr>
+              <w:t xml:space="preserve">confirmed lead author(s), full list incomplete</w:t>
+            </w:r>
+            <w:r>
+              <w:rPr>
+                <w:bCs/>
+                <w:b/>
+              </w:rPr>
+              <w:t xml:space="preserve">”</w:t>
+            </w:r>
+            <w:r>
+              <w:rPr>
+                <w:bCs/>
+                <w:b/>
+              </w:rPr>
+              <w:t xml:space="preserve"> </w:t>
+            </w:r>
+            <w:r>
+              <w:rPr>
+                <w:bCs/>
+                <w:b/>
+              </w:rPr>
+              <w:t xml:space="preserve">bar — upgraded from the prior round’s single-search-result confidence.</w:t>
+            </w:r>
+            <w:r>
+              <w:t xml:space="preserve"> </w:t>
+            </w:r>
+            <w:r>
+              <w:t xml:space="preserve">Full author list beyond these two still not confirmed</w:t>
             </w:r>
           </w:p>
         </w:tc>
@@ -6635,6 +6755,874 @@
             </w:pPr>
             <w:r>
               <w:t xml:space="preserve">✅ high confidence — framing/existence claim, low distortion risk, consistent with how this table treats WHO [14]/[15] and NASEM [11]</w:t>
+            </w:r>
+          </w:p>
+        </w:tc>
+      </w:tr>
+      <w:tr>
+        <w:tc>
+          <w:tcPr/>
+          <w:p>
+            <w:pPr>
+              <w:pStyle w:val="Compact"/>
+              <w:jc w:val="left"/>
+            </w:pPr>
+            <w:r>
+              <w:t xml:space="preserve">[60]</w:t>
+            </w:r>
+          </w:p>
+        </w:tc>
+        <w:tc>
+          <w:tcPr/>
+          <w:p>
+            <w:pPr>
+              <w:pStyle w:val="Compact"/>
+              <w:jc w:val="left"/>
+            </w:pPr>
+            <w:r>
+              <w:t xml:space="preserve">Schang et al. (2021)</w:t>
+            </w:r>
+          </w:p>
+        </w:tc>
+        <w:tc>
+          <w:tcPr/>
+          <w:p>
+            <w:pPr>
+              <w:pStyle w:val="Compact"/>
+              <w:jc w:val="left"/>
+            </w:pPr>
+            <w:r>
+              <w:t xml:space="preserve">Primary field/method-validation study</w:t>
+            </w:r>
+          </w:p>
+        </w:tc>
+        <w:tc>
+          <w:tcPr/>
+          <w:p>
+            <w:pPr>
+              <w:pStyle w:val="Compact"/>
+              <w:jc w:val="left"/>
+            </w:pPr>
+            <w:r>
+              <w:t xml:space="preserve">https://doi.org/10.1021/acs.est.1c01530 (PMID 34264643)</w:t>
+            </w:r>
+          </w:p>
+        </w:tc>
+        <w:tc>
+          <w:tcPr/>
+          <w:p>
+            <w:pPr>
+              <w:pStyle w:val="Compact"/>
+              <w:jc w:val="left"/>
+            </w:pPr>
+            <w:r>
+              <w:t xml:space="preserve">First evidence passive samplers detect SARS-CoV-2 in low-prevalence wastewater at 3 spatial scales (§10.1)</w:t>
+            </w:r>
+          </w:p>
+        </w:tc>
+        <w:tc>
+          <w:tcPr/>
+          <w:p>
+            <w:pPr>
+              <w:pStyle w:val="Compact"/>
+              <w:jc w:val="left"/>
+            </w:pPr>
+            <w:r>
+              <w:t xml:space="preserve">✅ full 23-author list confirmed via dedicated re-search.</w:t>
+            </w:r>
+            <w:r>
+              <w:t xml:space="preserve"> </w:t>
+            </w:r>
+            <w:r>
+              <w:rPr>
+                <w:bCs/>
+                <w:b/>
+              </w:rPr>
+              <w:t xml:space="preserve">Citogenesis catch: an initial search summary had attributed this paper to</w:t>
+            </w:r>
+            <w:r>
+              <w:rPr>
+                <w:bCs/>
+                <w:b/>
+              </w:rPr>
+              <w:t xml:space="preserve"> </w:t>
+            </w:r>
+            <w:r>
+              <w:rPr>
+                <w:bCs/>
+                <w:b/>
+              </w:rPr>
+              <w:t xml:space="preserve">“</w:t>
+            </w:r>
+            <w:r>
+              <w:rPr>
+                <w:bCs/>
+                <w:b/>
+              </w:rPr>
+              <w:t xml:space="preserve">Moore et al.</w:t>
+            </w:r>
+            <w:r>
+              <w:rPr>
+                <w:bCs/>
+                <w:b/>
+              </w:rPr>
+              <w:t xml:space="preserve">”</w:t>
+            </w:r>
+            <w:r>
+              <w:rPr>
+                <w:bCs/>
+                <w:b/>
+              </w:rPr>
+              <w:t xml:space="preserve"> </w:t>
+            </w:r>
+            <w:r>
+              <w:rPr>
+                <w:bCs/>
+                <w:b/>
+              </w:rPr>
+              <w:t xml:space="preserve">(confusing the historically-named</w:t>
+            </w:r>
+            <w:r>
+              <w:rPr>
+                <w:bCs/>
+                <w:b/>
+              </w:rPr>
+              <w:t xml:space="preserve"> </w:t>
+            </w:r>
+            <w:r>
+              <w:rPr>
+                <w:bCs/>
+                <w:b/>
+              </w:rPr>
+              <w:t xml:space="preserve">“</w:t>
+            </w:r>
+            <w:r>
+              <w:rPr>
+                <w:bCs/>
+                <w:b/>
+              </w:rPr>
+              <w:t xml:space="preserve">Moore swab</w:t>
+            </w:r>
+            <w:r>
+              <w:rPr>
+                <w:bCs/>
+                <w:b/>
+              </w:rPr>
+              <w:t xml:space="preserve">”</w:t>
+            </w:r>
+            <w:r>
+              <w:rPr>
+                <w:bCs/>
+                <w:b/>
+              </w:rPr>
+              <w:t xml:space="preserve"> </w:t>
+            </w:r>
+            <w:r>
+              <w:rPr>
+                <w:bCs/>
+                <w:b/>
+              </w:rPr>
+              <w:t xml:space="preserve">method with this paper’s actual authorship) — corrected before entering the main text.</w:t>
+            </w:r>
+          </w:p>
+        </w:tc>
+        <w:tc>
+          <w:tcPr/>
+          <w:p>
+            <w:pPr>
+              <w:pStyle w:val="Compact"/>
+              <w:jc w:val="left"/>
+            </w:pPr>
+            <w:r>
+              <w:t xml:space="preserve">⚠ specific prevalence-detection-floor figures pending full-text confirmation</w:t>
+            </w:r>
+          </w:p>
+        </w:tc>
+      </w:tr>
+      <w:tr>
+        <w:tc>
+          <w:tcPr/>
+          <w:p>
+            <w:pPr>
+              <w:pStyle w:val="Compact"/>
+              <w:jc w:val="left"/>
+            </w:pPr>
+            <w:r>
+              <w:t xml:space="preserve">[61]</w:t>
+            </w:r>
+          </w:p>
+        </w:tc>
+        <w:tc>
+          <w:tcPr/>
+          <w:p>
+            <w:pPr>
+              <w:pStyle w:val="Compact"/>
+              <w:jc w:val="left"/>
+            </w:pPr>
+            <w:r>
+              <w:t xml:space="preserve">Bam et al. (2025)</w:t>
+            </w:r>
+          </w:p>
+        </w:tc>
+        <w:tc>
+          <w:tcPr/>
+          <w:p>
+            <w:pPr>
+              <w:pStyle w:val="Compact"/>
+              <w:jc w:val="left"/>
+            </w:pPr>
+            <w:r>
+              <w:t xml:space="preserve">Systematic review / secondary evidence</w:t>
+            </w:r>
+          </w:p>
+        </w:tc>
+        <w:tc>
+          <w:tcPr/>
+          <w:p>
+            <w:pPr>
+              <w:pStyle w:val="Compact"/>
+              <w:jc w:val="left"/>
+            </w:pPr>
+            <w:r>
+              <w:t xml:space="preserve">MDPI Water, 17(20), 2957</w:t>
+            </w:r>
+          </w:p>
+        </w:tc>
+        <w:tc>
+          <w:tcPr/>
+          <w:p>
+            <w:pPr>
+              <w:pStyle w:val="Compact"/>
+              <w:jc w:val="left"/>
+            </w:pPr>
+            <w:r>
+              <w:t xml:space="preserve">Digital-twin adoption trends across 147 water-sector studies, 2015–2025 (§10.3)</w:t>
+            </w:r>
+          </w:p>
+        </w:tc>
+        <w:tc>
+          <w:tcPr/>
+          <w:p>
+            <w:pPr>
+              <w:pStyle w:val="Compact"/>
+              <w:jc w:val="left"/>
+            </w:pPr>
+            <w:r>
+              <w:t xml:space="preserve">✅ full 9-author list confirmed</w:t>
+            </w:r>
+          </w:p>
+        </w:tc>
+        <w:tc>
+          <w:tcPr/>
+          <w:p>
+            <w:pPr>
+              <w:pStyle w:val="Compact"/>
+              <w:jc w:val="left"/>
+            </w:pPr>
+            <w:r>
+              <w:t xml:space="preserve">⚠ the specific</w:t>
+            </w:r>
+            <w:r>
+              <w:t xml:space="preserve"> </w:t>
+            </w:r>
+            <w:r>
+              <w:t xml:space="preserve">“</w:t>
+            </w:r>
+            <w:r>
+              <w:t xml:space="preserve">58 of 147 use ML</w:t>
+            </w:r>
+            <w:r>
+              <w:t xml:space="preserve">”</w:t>
+            </w:r>
+            <w:r>
+              <w:t xml:space="preserve"> </w:t>
+            </w:r>
+            <w:r>
+              <w:t xml:space="preserve">figure is snippet-derived, pending full-text confirmation</w:t>
+            </w:r>
+          </w:p>
+        </w:tc>
+      </w:tr>
+      <w:tr>
+        <w:tc>
+          <w:tcPr/>
+          <w:p>
+            <w:pPr>
+              <w:pStyle w:val="Compact"/>
+              <w:jc w:val="left"/>
+            </w:pPr>
+            <w:r>
+              <w:t xml:space="preserve">[62]</w:t>
+            </w:r>
+          </w:p>
+        </w:tc>
+        <w:tc>
+          <w:tcPr/>
+          <w:p>
+            <w:pPr>
+              <w:pStyle w:val="Compact"/>
+              <w:jc w:val="left"/>
+            </w:pPr>
+            <w:r>
+              <w:t xml:space="preserve">Sharma et al. (2024)</w:t>
+            </w:r>
+          </w:p>
+        </w:tc>
+        <w:tc>
+          <w:tcPr/>
+          <w:p>
+            <w:pPr>
+              <w:pStyle w:val="Compact"/>
+              <w:jc w:val="left"/>
+            </w:pPr>
+            <w:r>
+              <w:t xml:space="preserve">Primary laboratory/method-development study</w:t>
+            </w:r>
+          </w:p>
+        </w:tc>
+        <w:tc>
+          <w:tcPr/>
+          <w:p>
+            <w:pPr>
+              <w:pStyle w:val="Compact"/>
+              <w:jc w:val="left"/>
+            </w:pPr>
+            <w:r>
+              <w:t xml:space="preserve">https://doi.org/10.3390/bios14030115</w:t>
+            </w:r>
+          </w:p>
+        </w:tc>
+        <w:tc>
+          <w:tcPr/>
+          <w:p>
+            <w:pPr>
+              <w:pStyle w:val="Compact"/>
+              <w:jc w:val="left"/>
+            </w:pPr>
+            <w:r>
+              <w:t xml:space="preserve">Sub-two-hour biosensor detection of heat-inactivated SARS-CoV-2 in wastewater under lab conditions (§10.2)</w:t>
+            </w:r>
+          </w:p>
+        </w:tc>
+        <w:tc>
+          <w:tcPr/>
+          <w:p>
+            <w:pPr>
+              <w:pStyle w:val="Compact"/>
+              <w:jc w:val="left"/>
+            </w:pPr>
+            <w:r>
+              <w:t xml:space="preserve">✅ full 4-author list confirmed</w:t>
+            </w:r>
+          </w:p>
+        </w:tc>
+        <w:tc>
+          <w:tcPr/>
+          <w:p>
+            <w:pPr>
+              <w:pStyle w:val="Compact"/>
+              <w:jc w:val="left"/>
+            </w:pPr>
+            <w:r>
+              <w:t xml:space="preserve">⚠ specific concentration/turnaround figures pending full-text confirmation;</w:t>
+            </w:r>
+            <w:r>
+              <w:t xml:space="preserve"> </w:t>
+            </w:r>
+            <w:r>
+              <w:rPr>
+                <w:bCs/>
+                <w:b/>
+              </w:rPr>
+              <w:t xml:space="preserve">explicitly classified in-text as technology-readiness level 1–2 only, not field- or operationally-validated</w:t>
+            </w:r>
+          </w:p>
+        </w:tc>
+      </w:tr>
+      <w:tr>
+        <w:tc>
+          <w:tcPr/>
+          <w:p>
+            <w:pPr>
+              <w:pStyle w:val="Compact"/>
+              <w:jc w:val="left"/>
+            </w:pPr>
+            <w:r>
+              <w:t xml:space="preserve">[63]</w:t>
+            </w:r>
+          </w:p>
+        </w:tc>
+        <w:tc>
+          <w:tcPr/>
+          <w:p>
+            <w:pPr>
+              <w:pStyle w:val="Compact"/>
+              <w:jc w:val="left"/>
+            </w:pPr>
+            <w:r>
+              <w:t xml:space="preserve">Pagsuyoin et al. (2025)</w:t>
+            </w:r>
+          </w:p>
+        </w:tc>
+        <w:tc>
+          <w:tcPr/>
+          <w:p>
+            <w:pPr>
+              <w:pStyle w:val="Compact"/>
+              <w:jc w:val="left"/>
+            </w:pPr>
+            <w:r>
+              <w:t xml:space="preserve">Narrative/methodological review</w:t>
+            </w:r>
+          </w:p>
+        </w:tc>
+        <w:tc>
+          <w:tcPr/>
+          <w:p>
+            <w:pPr>
+              <w:pStyle w:val="Compact"/>
+              <w:jc w:val="left"/>
+            </w:pPr>
+            <w:r>
+              <w:t xml:space="preserve">https://doi.org/10.1111/risa.70075 (PMID 40618783)</w:t>
+            </w:r>
+          </w:p>
+        </w:tc>
+        <w:tc>
+          <w:tcPr/>
+          <w:p>
+            <w:pPr>
+              <w:pStyle w:val="Compact"/>
+              <w:jc w:val="left"/>
+            </w:pPr>
+            <w:r>
+              <w:t xml:space="preserve">ML applications to WBE data analytics for infectious-disease risk management (§10.5)</w:t>
+            </w:r>
+          </w:p>
+        </w:tc>
+        <w:tc>
+          <w:tcPr/>
+          <w:p>
+            <w:pPr>
+              <w:pStyle w:val="Compact"/>
+              <w:jc w:val="left"/>
+            </w:pPr>
+            <w:r>
+              <w:t xml:space="preserve">✅ full 4-author list confirmed</w:t>
+            </w:r>
+          </w:p>
+        </w:tc>
+        <w:tc>
+          <w:tcPr/>
+          <w:p>
+            <w:pPr>
+              <w:pStyle w:val="Compact"/>
+              <w:jc w:val="left"/>
+            </w:pPr>
+            <w:r>
+              <w:t xml:space="preserve">⚠ specific model architectures/performance comparisons pending full-text confirmation</w:t>
+            </w:r>
+          </w:p>
+        </w:tc>
+      </w:tr>
+      <w:tr>
+        <w:tc>
+          <w:tcPr/>
+          <w:p>
+            <w:pPr>
+              <w:pStyle w:val="Compact"/>
+              <w:jc w:val="left"/>
+            </w:pPr>
+            <w:r>
+              <w:t xml:space="preserve">[64]</w:t>
+            </w:r>
+          </w:p>
+        </w:tc>
+        <w:tc>
+          <w:tcPr/>
+          <w:p>
+            <w:pPr>
+              <w:pStyle w:val="Compact"/>
+              <w:jc w:val="left"/>
+            </w:pPr>
+            <w:r>
+              <w:t xml:space="preserve">Keenum et al. (2024)</w:t>
+            </w:r>
+          </w:p>
+        </w:tc>
+        <w:tc>
+          <w:tcPr/>
+          <w:p>
+            <w:pPr>
+              <w:pStyle w:val="Compact"/>
+              <w:jc w:val="left"/>
+            </w:pPr>
+            <w:r>
+              <w:t xml:space="preserve">Position paper / policy-methodological article</w:t>
+            </w:r>
+          </w:p>
+        </w:tc>
+        <w:tc>
+          <w:tcPr/>
+          <w:p>
+            <w:pPr>
+              <w:pStyle w:val="Compact"/>
+              <w:jc w:val="left"/>
+            </w:pPr>
+            <w:r>
+              <w:t xml:space="preserve">https://doi.org/10.2105/AJPH.2024.307760</w:t>
+            </w:r>
+          </w:p>
+        </w:tc>
+        <w:tc>
+          <w:tcPr/>
+          <w:p>
+            <w:pPr>
+              <w:pStyle w:val="Compact"/>
+              <w:jc w:val="left"/>
+            </w:pPr>
+            <w:r>
+              <w:t xml:space="preserve">Standardized reporting and proficiency testing necessary for reliable multi-lab wastewater surveillance (§10.6)</w:t>
+            </w:r>
+          </w:p>
+        </w:tc>
+        <w:tc>
+          <w:tcPr/>
+          <w:p>
+            <w:pPr>
+              <w:pStyle w:val="Compact"/>
+              <w:jc w:val="left"/>
+            </w:pPr>
+            <w:r>
+              <w:t xml:space="preserve">⚠</w:t>
+            </w:r>
+            <w:r>
+              <w:t xml:space="preserve"> </w:t>
+            </w:r>
+            <w:r>
+              <w:rPr>
+                <w:bCs/>
+                <w:b/>
+              </w:rPr>
+              <w:t xml:space="preserve">“</w:t>
+            </w:r>
+            <w:r>
+              <w:rPr>
+                <w:bCs/>
+                <w:b/>
+              </w:rPr>
+              <w:t xml:space="preserve">Gushgari</w:t>
+            </w:r>
+            <w:r>
+              <w:rPr>
+                <w:bCs/>
+                <w:b/>
+              </w:rPr>
+              <w:t xml:space="preserve">”</w:t>
+            </w:r>
+            <w:r>
+              <w:rPr>
+                <w:bCs/>
+                <w:b/>
+              </w:rPr>
+              <w:t xml:space="preserve"> </w:t>
+            </w:r>
+            <w:r>
+              <w:rPr>
+                <w:bCs/>
+                <w:b/>
+              </w:rPr>
+              <w:t xml:space="preserve">appears twice in the retrieved author list (as two different given-name-initialed authors) — an unresolved internal inconsistency, not independently checked against a second source this session</w:t>
+            </w:r>
+          </w:p>
+        </w:tc>
+        <w:tc>
+          <w:tcPr/>
+          <w:p>
+            <w:pPr>
+              <w:pStyle w:val="Compact"/>
+              <w:jc w:val="left"/>
+            </w:pPr>
+            <w:r>
+              <w:t xml:space="preserve">⚠ general argument corroborated by independently-named NIST working group and EU harmonization initiatives; no specific number asserted in text</w:t>
+            </w:r>
+          </w:p>
+        </w:tc>
+      </w:tr>
+      <w:tr>
+        <w:tc>
+          <w:tcPr/>
+          <w:p>
+            <w:pPr>
+              <w:pStyle w:val="Compact"/>
+              <w:jc w:val="left"/>
+            </w:pPr>
+            <w:r>
+              <w:t xml:space="preserve">[65]</w:t>
+            </w:r>
+          </w:p>
+        </w:tc>
+        <w:tc>
+          <w:tcPr/>
+          <w:p>
+            <w:pPr>
+              <w:pStyle w:val="Compact"/>
+              <w:jc w:val="left"/>
+            </w:pPr>
+            <w:r>
+              <w:t xml:space="preserve">Wang et al. (2025)</w:t>
+            </w:r>
+          </w:p>
+        </w:tc>
+        <w:tc>
+          <w:tcPr/>
+          <w:p>
+            <w:pPr>
+              <w:pStyle w:val="Compact"/>
+              <w:jc w:val="left"/>
+            </w:pPr>
+            <w:r>
+              <w:t xml:space="preserve">Primary methodological/engineering study —</w:t>
+            </w:r>
+            <w:r>
+              <w:t xml:space="preserve"> </w:t>
+            </w:r>
+            <w:r>
+              <w:rPr>
+                <w:bCs/>
+                <w:b/>
+              </w:rPr>
+              <w:t xml:space="preserve">water-quality application, not epidemiological surveillance</w:t>
+            </w:r>
+          </w:p>
+        </w:tc>
+        <w:tc>
+          <w:tcPr/>
+          <w:p>
+            <w:pPr>
+              <w:pStyle w:val="Compact"/>
+              <w:jc w:val="left"/>
+            </w:pPr>
+            <w:r>
+              <w:t xml:space="preserve">https://doi.org/10.1021/acs.est.5c00369 (PMID 40377254)</w:t>
+            </w:r>
+          </w:p>
+        </w:tc>
+        <w:tc>
+          <w:tcPr/>
+          <w:p>
+            <w:pPr>
+              <w:pStyle w:val="Compact"/>
+              <w:jc w:val="left"/>
+            </w:pPr>
+            <w:r>
+              <w:t xml:space="preserve">Federated-learning framework across 6 WWTPs exchanging only model parameters, not raw data (§10.8)</w:t>
+            </w:r>
+          </w:p>
+        </w:tc>
+        <w:tc>
+          <w:tcPr/>
+          <w:p>
+            <w:pPr>
+              <w:pStyle w:val="Compact"/>
+              <w:jc w:val="left"/>
+            </w:pPr>
+            <w:r>
+              <w:t xml:space="preserve">✅ full 11-author list confirmed</w:t>
+            </w:r>
+          </w:p>
+        </w:tc>
+        <w:tc>
+          <w:tcPr/>
+          <w:p>
+            <w:pPr>
+              <w:pStyle w:val="Compact"/>
+              <w:jc w:val="left"/>
+            </w:pPr>
+            <w:r>
+              <w:t xml:space="preserve">⚠ specific privacy-guarantee formalism and performance comparison pending full-text confirmation;</w:t>
+            </w:r>
+            <w:r>
+              <w:t xml:space="preserve"> </w:t>
+            </w:r>
+            <w:r>
+              <w:rPr>
+                <w:bCs/>
+                <w:b/>
+              </w:rPr>
+              <w:t xml:space="preserve">cited as general-methodology demonstration only, scope distinction (not WBE-specific) stated explicitly in-text, same practice as [37]/[39]</w:t>
+            </w:r>
+          </w:p>
+        </w:tc>
+      </w:tr>
+      <w:tr>
+        <w:tc>
+          <w:tcPr/>
+          <w:p>
+            <w:pPr>
+              <w:pStyle w:val="Compact"/>
+              <w:jc w:val="left"/>
+            </w:pPr>
+            <w:r>
+              <w:t xml:space="preserve">[66]</w:t>
+            </w:r>
+          </w:p>
+        </w:tc>
+        <w:tc>
+          <w:tcPr/>
+          <w:p>
+            <w:pPr>
+              <w:pStyle w:val="Compact"/>
+              <w:jc w:val="left"/>
+            </w:pPr>
+            <w:r>
+              <w:t xml:space="preserve">Therrien et al. (2026)</w:t>
+            </w:r>
+          </w:p>
+        </w:tc>
+        <w:tc>
+          <w:tcPr/>
+          <w:p>
+            <w:pPr>
+              <w:pStyle w:val="Compact"/>
+              <w:jc w:val="left"/>
+            </w:pPr>
+            <w:r>
+              <w:t xml:space="preserve">Primary methodological/infrastructure study</w:t>
+            </w:r>
+          </w:p>
+        </w:tc>
+        <w:tc>
+          <w:tcPr/>
+          <w:p>
+            <w:pPr>
+              <w:pStyle w:val="Compact"/>
+              <w:jc w:val="left"/>
+            </w:pPr>
+            <w:r>
+              <w:t xml:space="preserve">MDPI Microorganisms, 14(6), 1267</w:t>
+            </w:r>
+          </w:p>
+        </w:tc>
+        <w:tc>
+          <w:tcPr/>
+          <w:p>
+            <w:pPr>
+              <w:pStyle w:val="Compact"/>
+              <w:jc w:val="left"/>
+            </w:pPr>
+            <w:r>
+              <w:t xml:space="preserve">PHES-ODM v3, a FAIR-aligned relational data model for wastewater surveillance metadata (§10.7)</w:t>
+            </w:r>
+          </w:p>
+        </w:tc>
+        <w:tc>
+          <w:tcPr/>
+          <w:p>
+            <w:pPr>
+              <w:pStyle w:val="Compact"/>
+              <w:jc w:val="left"/>
+            </w:pPr>
+            <w:r>
+              <w:t xml:space="preserve">✅ full 8-author list confirmed</w:t>
+            </w:r>
+          </w:p>
+        </w:tc>
+        <w:tc>
+          <w:tcPr/>
+          <w:p>
+            <w:pPr>
+              <w:pStyle w:val="Compact"/>
+              <w:jc w:val="left"/>
+            </w:pPr>
+            <w:r>
+              <w:t xml:space="preserve">⚠ specific adoption count/program list pending full-text confirmation</w:t>
+            </w:r>
+          </w:p>
+        </w:tc>
+      </w:tr>
+      <w:tr>
+        <w:tc>
+          <w:tcPr/>
+          <w:p>
+            <w:pPr>
+              <w:pStyle w:val="Compact"/>
+              <w:jc w:val="left"/>
+            </w:pPr>
+            <w:r>
+              <w:t xml:space="preserve">[67]</w:t>
+            </w:r>
+          </w:p>
+        </w:tc>
+        <w:tc>
+          <w:tcPr/>
+          <w:p>
+            <w:pPr>
+              <w:pStyle w:val="Compact"/>
+              <w:jc w:val="left"/>
+            </w:pPr>
+            <w:r>
+              <w:t xml:space="preserve">Malcom &amp; Bowes (2025)</w:t>
+            </w:r>
+          </w:p>
+        </w:tc>
+        <w:tc>
+          <w:tcPr/>
+          <w:p>
+            <w:pPr>
+              <w:pStyle w:val="Compact"/>
+              <w:jc w:val="left"/>
+            </w:pPr>
+            <w:r>
+              <w:t xml:space="preserve">Narrative review</w:t>
+            </w:r>
+          </w:p>
+        </w:tc>
+        <w:tc>
+          <w:tcPr/>
+          <w:p>
+            <w:pPr>
+              <w:pStyle w:val="Compact"/>
+              <w:jc w:val="left"/>
+            </w:pPr>
+            <w:r>
+              <w:t xml:space="preserve">https://doi.org/10.3390/microorganisms13092073</w:t>
+            </w:r>
+          </w:p>
+        </w:tc>
+        <w:tc>
+          <w:tcPr/>
+          <w:p>
+            <w:pPr>
+              <w:pStyle w:val="Compact"/>
+              <w:jc w:val="left"/>
+            </w:pPr>
+            <w:r>
+              <w:t xml:space="preserve">Review of 29 papers on WBE-based AMR surveillance methodology; human-vs-hospital-effluent signal distinction (§10.4)</w:t>
+            </w:r>
+          </w:p>
+        </w:tc>
+        <w:tc>
+          <w:tcPr/>
+          <w:p>
+            <w:pPr>
+              <w:pStyle w:val="Compact"/>
+              <w:jc w:val="left"/>
+            </w:pPr>
+            <w:r>
+              <w:t xml:space="preserve">✅ full 2-author list confirmed</w:t>
+            </w:r>
+          </w:p>
+        </w:tc>
+        <w:tc>
+          <w:tcPr/>
+          <w:p>
+            <w:pPr>
+              <w:pStyle w:val="Compact"/>
+              <w:jc w:val="left"/>
+            </w:pPr>
+            <w:r>
+              <w:t xml:space="preserve">⚠ specific taxon-prevalence percentages pending full-text confirmation</w:t>
             </w:r>
           </w:p>
         </w:tc>
@@ -7226,13 +8214,121 @@
           <w:bCs/>
           <w:b/>
         </w:rPr>
-        <w:t xml:space="preserve">Chapter 9 additions (2026-07-14):</w:t>
-      </w:r>
-      <w:r>
-        <w:t xml:space="preserve"> </w:t>
-      </w:r>
-      <w:r>
-        <w:t xml:space="preserve">[51] Moallef et al. 2025, [52] Yu et al. 2024, and [58] Zhang et al. 2025 have full author lists confirmed via search and are this chapter’s best-supported sources. [55] Assoum et al. 2023 is similarly well-supported. [53] Thompson et al. 2024 and [54] Kwiatkowska et al. 2022 carry incomplete-author-list or unconfirmed-venue flags, respectively, consistent with this table’s existing ⚠ tier.</w:t>
+        <w:t xml:space="preserve">Chapter 9 additions (2026-07-14; re-audited 2026-07-18).</w:t>
+      </w:r>
+      <w:r>
+        <w:t xml:space="preserve"> </w:t>
+      </w:r>
+      <w:r>
+        <w:t xml:space="preserve">Precision note, per this round’s instruction:</w:t>
+      </w:r>
+      <w:r>
+        <w:t xml:space="preserve"> </w:t>
+      </w:r>
+      <w:r>
+        <w:t xml:space="preserve">“</w:t>
+      </w:r>
+      <w:r>
+        <w:t xml:space="preserve">metadata verified</w:t>
+      </w:r>
+      <w:r>
+        <w:t xml:space="preserve">”</w:t>
+      </w:r>
+      <w:r>
+        <w:t xml:space="preserve"> </w:t>
+      </w:r>
+      <w:r>
+        <w:t xml:space="preserve">(author/year/venue/DOI confirmed),</w:t>
+      </w:r>
+      <w:r>
+        <w:t xml:space="preserve"> </w:t>
+      </w:r>
+      <w:r>
+        <w:t xml:space="preserve">“</w:t>
+      </w:r>
+      <w:r>
+        <w:t xml:space="preserve">abstract checked</w:t>
+      </w:r>
+      <w:r>
+        <w:t xml:space="preserve">”</w:t>
+      </w:r>
+      <w:r>
+        <w:t xml:space="preserve"> </w:t>
+      </w:r>
+      <w:r>
+        <w:t xml:space="preserve">(a snippet was reviewed),</w:t>
+      </w:r>
+      <w:r>
+        <w:t xml:space="preserve"> </w:t>
+      </w:r>
+      <w:r>
+        <w:t xml:space="preserve">“</w:t>
+      </w:r>
+      <w:r>
+        <w:t xml:space="preserve">full-text verified</w:t>
+      </w:r>
+      <w:r>
+        <w:t xml:space="preserve">”</w:t>
+      </w:r>
+      <w:r>
+        <w:t xml:space="preserve"> </w:t>
+      </w:r>
+      <w:r>
+        <w:t xml:space="preserve">(the primary source was read), and</w:t>
+      </w:r>
+      <w:r>
+        <w:t xml:space="preserve"> </w:t>
+      </w:r>
+      <w:r>
+        <w:t xml:space="preserve">“</w:t>
+      </w:r>
+      <w:r>
+        <w:t xml:space="preserve">claim verified</w:t>
+      </w:r>
+      <w:r>
+        <w:t xml:space="preserve">”</w:t>
+      </w:r>
+      <w:r>
+        <w:t xml:space="preserve"> </w:t>
+      </w:r>
+      <w:r>
+        <w:t xml:space="preserve">(the specific quantitative claim was independently confirmed) are four distinct, non-interchangeable statuses, and no source below is described as</w:t>
+      </w:r>
+      <w:r>
+        <w:t xml:space="preserve"> </w:t>
+      </w:r>
+      <w:r>
+        <w:t xml:space="preserve">“</w:t>
+      </w:r>
+      <w:r>
+        <w:t xml:space="preserve">well-supported</w:t>
+      </w:r>
+      <w:r>
+        <w:t xml:space="preserve">”</w:t>
+      </w:r>
+      <w:r>
+        <w:t xml:space="preserve"> </w:t>
+      </w:r>
+      <w:r>
+        <w:t xml:space="preserve">or</w:t>
+      </w:r>
+      <w:r>
+        <w:t xml:space="preserve"> </w:t>
+      </w:r>
+      <w:r>
+        <w:t xml:space="preserve">“</w:t>
+      </w:r>
+      <w:r>
+        <w:t xml:space="preserve">best-supported</w:t>
+      </w:r>
+      <w:r>
+        <w:t xml:space="preserve">”</w:t>
+      </w:r>
+      <w:r>
+        <w:t xml:space="preserve"> </w:t>
+      </w:r>
+      <w:r>
+        <w:t xml:space="preserve">as an unqualified claim-level judgment — every characterization here is scoped to one of the four. [51] Moallef et al. 2025, [52] Yu et al. 2024, [55] Assoum et al. 2023, and [58] Zhang et al. 2025 are</w:t>
       </w:r>
       <w:r>
         <w:t xml:space="preserve"> </w:t>
@@ -7242,31 +8338,42 @@
           <w:bCs/>
           <w:b/>
         </w:rPr>
-        <w:t xml:space="preserve">[56] Demir et al. 2026 and [57] Link, Garrido, et al. 2026 are both non-peer-reviewed preprints with incompletely corroborated author lists — [56] specifically introduces this table’s first ⚠⚠ (double-warning) tier, since even a co-author’s name could not be independently corroborated beyond a single synthesized search result.</w:t>
-      </w:r>
-      <w:r>
-        <w:t xml:space="preserve"> </w:t>
-      </w:r>
-      <w:r>
-        <w:t xml:space="preserve">[57]’s reported detection-performance figures (sensitivity 0.82/PPV 0.64) carry a second, independent caution beyond the usual full-text-pending flag: per §9.2’s own argument, a performance figure calibrated on one dataset is not established to transfer to a different deployment context, and should not be cited as a general property of</w:t>
-      </w:r>
-      <w:r>
-        <w:t xml:space="preserve"> </w:t>
-      </w:r>
-      <w:r>
-        <w:t xml:space="preserve">“</w:t>
-      </w:r>
-      <w:r>
-        <w:t xml:space="preserve">wastewater-based outbreak detection.</w:t>
-      </w:r>
-      <w:r>
-        <w:t xml:space="preserve">”</w:t>
-      </w:r>
-      <w:r>
-        <w:t xml:space="preserve"> </w:t>
-      </w:r>
-      <w:r>
-        <w:t xml:space="preserve">[59] ECDC 2025 is an institutional/organizational-author source, treated the same as WHO [14]/[15] and NASEM [11]. See the Chapter 9 section of</w:t>
+        <w:t xml:space="preserve">metadata-verified</w:t>
+      </w:r>
+      <w:r>
+        <w:t xml:space="preserve"> </w:t>
+      </w:r>
+      <w:r>
+        <w:t xml:space="preserve">(full author lists cross-confirmed); none of the four is claim-verified, and none should be read as such. [53] Thompson et al. 2024 and [54] Kwiatkowska et al. 2022 carry incomplete-author-list or unconfirmed-venue flags respectively, consistent with this table’s existing ⚠ tier — both remain</w:t>
+      </w:r>
+      <w:r>
+        <w:t xml:space="preserve"> </w:t>
+      </w:r>
+      <w:r>
+        <w:rPr>
+          <w:bCs/>
+          <w:b/>
+        </w:rPr>
+        <w:t xml:space="preserve">abstract-checked only</w:t>
+      </w:r>
+      <w:r>
+        <w:t xml:space="preserve">, not metadata-verified.</w:t>
+      </w:r>
+      <w:r>
+        <w:t xml:space="preserve"> </w:t>
+      </w:r>
+      <w:r>
+        <w:rPr>
+          <w:bCs/>
+          <w:b/>
+        </w:rPr>
+        <w:t xml:space="preserve">[56] Demir et al. 2026 is WITHDRAWN as of the 2026-07-18 audit round</w:t>
+      </w:r>
+      <w:r>
+        <w:t xml:space="preserve"> </w:t>
+      </w:r>
+      <w:r>
+        <w:t xml:space="preserve">— re-searched and still corroborated by only a single, non-independently-repeated search result even for a possible co-author’s name, below this table’s minimum citation bar; it is no longer cited in the main text or Table 7, and is tracked in</w:t>
       </w:r>
       <w:r>
         <w:t xml:space="preserve"> </w:t>
@@ -7281,7 +8388,209 @@
         <w:t xml:space="preserve"> </w:t>
       </w:r>
       <w:r>
-        <w:t xml:space="preserve">for the full pending-numbers list.</w:t>
+        <w:t xml:space="preserve">as</w:t>
+      </w:r>
+      <w:r>
+        <w:t xml:space="preserve"> </w:t>
+      </w:r>
+      <w:r>
+        <w:t xml:space="preserve">“</w:t>
+      </w:r>
+      <w:r>
+        <w:t xml:space="preserve">do not cite until metadata resolved.</w:t>
+      </w:r>
+      <w:r>
+        <w:t xml:space="preserve">”</w:t>
+      </w:r>
+      <w:r>
+        <w:t xml:space="preserve"> </w:t>
+      </w:r>
+      <w:r>
+        <w:rPr>
+          <w:bCs/>
+          <w:b/>
+        </w:rPr>
+        <w:t xml:space="preserve">[57] Link, Garrido, et al. 2026 was re-searched the same round and upgraded</w:t>
+      </w:r>
+      <w:r>
+        <w:t xml:space="preserve">: both named authors are now independently corroborated across two separate search results, meeting this table’s ordinary</w:t>
+      </w:r>
+      <w:r>
+        <w:t xml:space="preserve"> </w:t>
+      </w:r>
+      <w:r>
+        <w:t xml:space="preserve">“</w:t>
+      </w:r>
+      <w:r>
+        <w:t xml:space="preserve">confirmed lead author(s), full list incomplete</w:t>
+      </w:r>
+      <w:r>
+        <w:t xml:space="preserve">”</w:t>
+      </w:r>
+      <w:r>
+        <w:t xml:space="preserve"> </w:t>
+      </w:r>
+      <w:r>
+        <w:t xml:space="preserve">bar (metadata-verified at the partial-list tier, the same tier as [7] Han et al. or [19] Cha et al.) — still only abstract-checked at the claim level, and its reported detection-performance figures (sensitivity 0.82/PPV 0.64) carry the additional, independent caution that a figure calibrated on one dataset is not established to transfer to a different deployment context. [59] ECDC 2025 is an institutional/organizational-author source (metadata-verified via its own official publication record), treated the same as WHO [14]/[15] and NASEM [11]. See the Chapter 9 section of</w:t>
+      </w:r>
+      <w:r>
+        <w:t xml:space="preserve"> </w:t>
+      </w:r>
+      <w:r>
+        <w:rPr>
+          <w:rStyle w:val="VerbatimChar"/>
+        </w:rPr>
+        <w:t xml:space="preserve">WBE_Review_Pending_Verification_List.md</w:t>
+      </w:r>
+      <w:r>
+        <w:t xml:space="preserve"> </w:t>
+      </w:r>
+      <w:r>
+        <w:t xml:space="preserve">for the full pending-numbers list, and</w:t>
+      </w:r>
+      <w:r>
+        <w:t xml:space="preserve"> </w:t>
+      </w:r>
+      <w:r>
+        <w:rPr>
+          <w:rStyle w:val="VerbatimChar"/>
+        </w:rPr>
+        <w:t xml:space="preserve">WBE_Review_Ch9_Claim_Audit.md</w:t>
+      </w:r>
+      <w:r>
+        <w:t xml:space="preserve"> </w:t>
+      </w:r>
+      <w:r>
+        <w:t xml:space="preserve">for paragraph-level claim-support-status detail beyond this table’s per-source scope.</w:t>
+      </w:r>
+    </w:p>
+    <w:p>
+      <w:pPr>
+        <w:pStyle w:val="BodyText"/>
+      </w:pPr>
+      <w:r>
+        <w:rPr>
+          <w:bCs/>
+          <w:b/>
+        </w:rPr>
+        <w:t xml:space="preserve">Chapter 10 additions (2026-07-18).</w:t>
+      </w:r>
+      <w:r>
+        <w:t xml:space="preserve"> </w:t>
+      </w:r>
+      <w:r>
+        <w:t xml:space="preserve">[60] Schang et al. 2021, [61] Bam et al. 2025, [62] Sharma et al. 2024, [63] Pagsuyoin et al. 2025, [66] Therrien et al. 2026, and [67] Malcom &amp; Bowes 2025 are all</w:t>
+      </w:r>
+      <w:r>
+        <w:t xml:space="preserve"> </w:t>
+      </w:r>
+      <w:r>
+        <w:rPr>
+          <w:bCs/>
+          <w:b/>
+        </w:rPr>
+        <w:t xml:space="preserve">metadata-verified</w:t>
+      </w:r>
+      <w:r>
+        <w:t xml:space="preserve"> </w:t>
+      </w:r>
+      <w:r>
+        <w:t xml:space="preserve">(full author lists confirmed); none is claim-verified. [64] Keenum et al. 2024 carries an unresolved internal author-list inconsistency (a duplicated</w:t>
+      </w:r>
+      <w:r>
+        <w:t xml:space="preserve"> </w:t>
+      </w:r>
+      <w:r>
+        <w:t xml:space="preserve">“</w:t>
+      </w:r>
+      <w:r>
+        <w:t xml:space="preserve">Gushgari</w:t>
+      </w:r>
+      <w:r>
+        <w:t xml:space="preserve">”</w:t>
+      </w:r>
+      <w:r>
+        <w:t xml:space="preserve"> </w:t>
+      </w:r>
+      <w:r>
+        <w:t xml:space="preserve">surname with different initials) and remains</w:t>
+      </w:r>
+      <w:r>
+        <w:t xml:space="preserve"> </w:t>
+      </w:r>
+      <w:r>
+        <w:rPr>
+          <w:bCs/>
+          <w:b/>
+        </w:rPr>
+        <w:t xml:space="preserve">abstract-checked only</w:t>
+      </w:r>
+      <w:r>
+        <w:t xml:space="preserve">, not metadata-verified, pending a second independent check. [65] Wang et al. 2025 is metadata-verified but explicitly scoped as a non-WBE (water-quality) general-methodology source, the same citation practice as [37]/[39].</w:t>
+      </w:r>
+      <w:r>
+        <w:t xml:space="preserve"> </w:t>
+      </w:r>
+      <w:r>
+        <w:rPr>
+          <w:bCs/>
+          <w:b/>
+        </w:rPr>
+        <w:t xml:space="preserve">[60] is this table’s one documented citogenesis catch</w:t>
+      </w:r>
+      <w:r>
+        <w:t xml:space="preserve">: an initial search summary conflated the historically-named</w:t>
+      </w:r>
+      <w:r>
+        <w:t xml:space="preserve"> </w:t>
+      </w:r>
+      <w:r>
+        <w:t xml:space="preserve">“</w:t>
+      </w:r>
+      <w:r>
+        <w:t xml:space="preserve">Moore swab</w:t>
+      </w:r>
+      <w:r>
+        <w:t xml:space="preserve">”</w:t>
+      </w:r>
+      <w:r>
+        <w:t xml:space="preserve"> </w:t>
+      </w:r>
+      <w:r>
+        <w:t xml:space="preserve">passive-sampling method with this paper’s actual authorship, attributing it to</w:t>
+      </w:r>
+      <w:r>
+        <w:t xml:space="preserve"> </w:t>
+      </w:r>
+      <w:r>
+        <w:t xml:space="preserve">“</w:t>
+      </w:r>
+      <w:r>
+        <w:t xml:space="preserve">Moore et al.</w:t>
+      </w:r>
+      <w:r>
+        <w:t xml:space="preserve">”</w:t>
+      </w:r>
+      <w:r>
+        <w:t xml:space="preserve"> </w:t>
+      </w:r>
+      <w:r>
+        <w:t xml:space="preserve">— corrected to the independently-confirmed Schang et al. before the citation entered the main text, and recorded here as an instance of exactly the search-engine-summary failure mode §2.3 has warned about since Chapter 1, not merely a hypothetical risk. See</w:t>
+      </w:r>
+      <w:r>
+        <w:t xml:space="preserve"> </w:t>
+      </w:r>
+      <w:r>
+        <w:rPr>
+          <w:rStyle w:val="VerbatimChar"/>
+        </w:rPr>
+        <w:t xml:space="preserve">WBE_Review_Ch10_Evidence_Note.md</w:t>
+      </w:r>
+      <w:r>
+        <w:t xml:space="preserve"> </w:t>
+      </w:r>
+      <w:r>
+        <w:t xml:space="preserve">for this chapter’s evidence-base summary.</w:t>
       </w:r>
     </w:p>
     <w:bookmarkEnd w:id="20"/>
